--- a/metodologia_EdC_2025.docx
+++ b/metodologia_EdC_2025.docx
@@ -1617,7 +1617,6 @@
               <w:t xml:space="preserve"> 6-DOF (</w:t>
             </w:r>
             <w:proofErr w:type="spellStart"/>
-            <w:proofErr w:type="gramStart"/>
             <w:r>
               <w:rPr>
                 <w:rFonts w:ascii="Calibri" w:eastAsia="Calibri" w:hAnsi="Calibri" w:cs="Calibri"/>
@@ -1638,7 +1637,6 @@
               <w:t>.+</w:t>
             </w:r>
             <w:proofErr w:type="spellStart"/>
-            <w:proofErr w:type="gramEnd"/>
             <w:r>
               <w:rPr>
                 <w:rFonts w:ascii="Calibri" w:eastAsia="Calibri" w:hAnsi="Calibri" w:cs="Calibri"/>
@@ -1656,27 +1654,7 @@
                 <w:sz w:val="15"/>
                 <w:szCs w:val="15"/>
               </w:rPr>
-              <w:t xml:space="preserve">.) a ≥100 Hz, embebido en dispositivo </w:t>
-            </w:r>
-            <w:proofErr w:type="gramStart"/>
-            <w:r>
-              <w:rPr>
-                <w:rFonts w:ascii="Calibri" w:eastAsia="Calibri" w:hAnsi="Calibri" w:cs="Calibri"/>
-                <w:color w:val="1E293B"/>
-                <w:sz w:val="15"/>
-                <w:szCs w:val="15"/>
-              </w:rPr>
-              <w:t>wearable</w:t>
-            </w:r>
-            <w:proofErr w:type="gramEnd"/>
-            <w:r>
-              <w:rPr>
-                <w:rFonts w:ascii="Calibri" w:eastAsia="Calibri" w:hAnsi="Calibri" w:cs="Calibri"/>
-                <w:color w:val="1E293B"/>
-                <w:sz w:val="15"/>
-                <w:szCs w:val="15"/>
-              </w:rPr>
-              <w:t xml:space="preserve"> de muñeca o cadera</w:t>
+              <w:t>.) a ≥100 Hz, embebido en dispositivo wearable de muñeca o cadera</w:t>
             </w:r>
           </w:p>
         </w:tc>
@@ -3493,7 +3471,6 @@
               <w:t xml:space="preserve">¿P es lo suficientemente específico como para que dos investigadores independientes coincidan en si un </w:t>
             </w:r>
             <w:proofErr w:type="spellStart"/>
-            <w:proofErr w:type="gramStart"/>
             <w:r>
               <w:rPr>
                 <w:rFonts w:ascii="Calibri" w:eastAsia="Calibri" w:hAnsi="Calibri" w:cs="Calibri"/>
@@ -3504,7 +3481,6 @@
               <w:t>paper</w:t>
             </w:r>
             <w:proofErr w:type="spellEnd"/>
-            <w:proofErr w:type="gramEnd"/>
             <w:r>
               <w:rPr>
                 <w:rFonts w:ascii="Calibri" w:eastAsia="Calibri" w:hAnsi="Calibri" w:cs="Calibri"/>
@@ -3589,7 +3565,6 @@
                 <w:rFonts w:ascii="Calibri" w:eastAsia="Calibri" w:hAnsi="Calibri" w:cs="Calibri"/>
               </w:rPr>
             </w:pPr>
-            <w:proofErr w:type="gramStart"/>
             <w:r>
               <w:rPr>
                 <w:rFonts w:ascii="Segoe UI Symbol" w:eastAsia="Calibri" w:hAnsi="Segoe UI Symbol" w:cs="Segoe UI Symbol"/>
@@ -3610,19 +3585,7 @@
                 <w:sz w:val="17"/>
                 <w:szCs w:val="17"/>
               </w:rPr>
-              <w:t xml:space="preserve">  Formulación</w:t>
-            </w:r>
-            <w:proofErr w:type="gramEnd"/>
-            <w:r>
-              <w:rPr>
-                <w:rFonts w:ascii="Calibri" w:eastAsia="Calibri" w:hAnsi="Calibri" w:cs="Calibri"/>
-                <w:b/>
-                <w:bCs/>
-                <w:color w:val="FFFFFF"/>
-                <w:sz w:val="17"/>
-                <w:szCs w:val="17"/>
-              </w:rPr>
-              <w:t xml:space="preserve"> incorrecta</w:t>
+              <w:t xml:space="preserve">  Formulación incorrecta</w:t>
             </w:r>
           </w:p>
         </w:tc>
@@ -3650,7 +3613,6 @@
                 <w:rFonts w:ascii="Calibri" w:eastAsia="Calibri" w:hAnsi="Calibri" w:cs="Calibri"/>
               </w:rPr>
             </w:pPr>
-            <w:proofErr w:type="gramStart"/>
             <w:r>
               <w:rPr>
                 <w:rFonts w:ascii="Segoe UI Symbol" w:eastAsia="Calibri" w:hAnsi="Segoe UI Symbol" w:cs="Segoe UI Symbol"/>
@@ -3671,19 +3633,7 @@
                 <w:sz w:val="17"/>
                 <w:szCs w:val="17"/>
               </w:rPr>
-              <w:t xml:space="preserve">  Formulación</w:t>
-            </w:r>
-            <w:proofErr w:type="gramEnd"/>
-            <w:r>
-              <w:rPr>
-                <w:rFonts w:ascii="Calibri" w:eastAsia="Calibri" w:hAnsi="Calibri" w:cs="Calibri"/>
-                <w:b/>
-                <w:bCs/>
-                <w:color w:val="FFFFFF"/>
-                <w:sz w:val="17"/>
-                <w:szCs w:val="17"/>
-              </w:rPr>
-              <w:t xml:space="preserve"> correcta</w:t>
+              <w:t xml:space="preserve">  Formulación correcta</w:t>
             </w:r>
           </w:p>
         </w:tc>
@@ -3944,31 +3894,7 @@
                 <w:sz w:val="17"/>
                 <w:szCs w:val="17"/>
               </w:rPr>
-              <w:t xml:space="preserve">P es demasiado amplio: 'cualquier aplicación de sensores </w:t>
-            </w:r>
-            <w:proofErr w:type="gramStart"/>
-            <w:r>
-              <w:rPr>
-                <w:rFonts w:ascii="Calibri" w:eastAsia="Calibri" w:hAnsi="Calibri" w:cs="Calibri"/>
-                <w:i/>
-                <w:iCs/>
-                <w:color w:val="1E293B"/>
-                <w:sz w:val="17"/>
-                <w:szCs w:val="17"/>
-              </w:rPr>
-              <w:t>wearable</w:t>
-            </w:r>
-            <w:proofErr w:type="gramEnd"/>
-            <w:r>
-              <w:rPr>
-                <w:rFonts w:ascii="Calibri" w:eastAsia="Calibri" w:hAnsi="Calibri" w:cs="Calibri"/>
-                <w:i/>
-                <w:iCs/>
-                <w:color w:val="1E293B"/>
-                <w:sz w:val="17"/>
-                <w:szCs w:val="17"/>
-              </w:rPr>
-              <w:t>'</w:t>
+              <w:t>P es demasiado amplio: 'cualquier aplicación de sensores wearable'</w:t>
             </w:r>
           </w:p>
         </w:tc>
@@ -4242,7 +4168,6 @@
         <w:t xml:space="preserve">Una I bien definida permite a cualquier investigador determinar sin ambigüedad si un </w:t>
       </w:r>
       <w:proofErr w:type="spellStart"/>
-      <w:proofErr w:type="gramStart"/>
       <w:r>
         <w:rPr>
           <w:rFonts w:ascii="Calibri" w:eastAsia="Calibri" w:hAnsi="Calibri" w:cs="Calibri"/>
@@ -4253,7 +4178,6 @@
         <w:t>paper</w:t>
       </w:r>
       <w:proofErr w:type="spellEnd"/>
-      <w:proofErr w:type="gramEnd"/>
       <w:r>
         <w:rPr>
           <w:rFonts w:ascii="Calibri" w:eastAsia="Calibri" w:hAnsi="Calibri" w:cs="Calibri"/>
@@ -4418,27 +4342,7 @@
                 <w:sz w:val="17"/>
                 <w:szCs w:val="17"/>
               </w:rPr>
-              <w:t xml:space="preserve">I = sensor magnético C = sensor </w:t>
-            </w:r>
-            <w:proofErr w:type="gramStart"/>
-            <w:r>
-              <w:rPr>
-                <w:rFonts w:ascii="Calibri" w:eastAsia="Calibri" w:hAnsi="Calibri" w:cs="Calibri"/>
-                <w:color w:val="1E293B"/>
-                <w:sz w:val="17"/>
-                <w:szCs w:val="17"/>
-              </w:rPr>
-              <w:t>inductivo  Preguntas</w:t>
-            </w:r>
-            <w:proofErr w:type="gramEnd"/>
-            <w:r>
-              <w:rPr>
-                <w:rFonts w:ascii="Calibri" w:eastAsia="Calibri" w:hAnsi="Calibri" w:cs="Calibri"/>
-                <w:color w:val="1E293B"/>
-                <w:sz w:val="17"/>
-                <w:szCs w:val="17"/>
-              </w:rPr>
-              <w:t xml:space="preserve"> que responde: ¿Es el sensor magnético más preciso que el inductivo para la misma tarea?</w:t>
+              <w:t>I = sensor magnético C = sensor inductivo  Preguntas que responde: ¿Es el sensor magnético más preciso que el inductivo para la misma tarea?</w:t>
             </w:r>
           </w:p>
         </w:tc>
@@ -4473,27 +4377,7 @@
                 <w:sz w:val="17"/>
                 <w:szCs w:val="17"/>
               </w:rPr>
-              <w:t xml:space="preserve">I = sensor magnético + CNN C = sensor magnético + </w:t>
-            </w:r>
-            <w:proofErr w:type="gramStart"/>
-            <w:r>
-              <w:rPr>
-                <w:rFonts w:ascii="Calibri" w:eastAsia="Calibri" w:hAnsi="Calibri" w:cs="Calibri"/>
-                <w:color w:val="1E293B"/>
-                <w:sz w:val="17"/>
-                <w:szCs w:val="17"/>
-              </w:rPr>
-              <w:t>SVM  Preguntas</w:t>
-            </w:r>
-            <w:proofErr w:type="gramEnd"/>
-            <w:r>
-              <w:rPr>
-                <w:rFonts w:ascii="Calibri" w:eastAsia="Calibri" w:hAnsi="Calibri" w:cs="Calibri"/>
-                <w:color w:val="1E293B"/>
-                <w:sz w:val="17"/>
-                <w:szCs w:val="17"/>
-              </w:rPr>
-              <w:t xml:space="preserve"> que responde: ¿Es CNN mejor que SVM para el mismo sensor magnético?</w:t>
+              <w:t>I = sensor magnético + CNN C = sensor magnético + SVM  Preguntas que responde: ¿Es CNN mejor que SVM para el mismo sensor magnético?</w:t>
             </w:r>
           </w:p>
         </w:tc>
@@ -4645,7 +4529,6 @@
                 <w:rFonts w:ascii="Calibri" w:eastAsia="Calibri" w:hAnsi="Calibri" w:cs="Calibri"/>
               </w:rPr>
             </w:pPr>
-            <w:proofErr w:type="gramStart"/>
             <w:r>
               <w:rPr>
                 <w:rFonts w:ascii="Segoe UI Symbol" w:eastAsia="Calibri" w:hAnsi="Segoe UI Symbol" w:cs="Segoe UI Symbol"/>
@@ -4666,19 +4549,7 @@
                 <w:sz w:val="17"/>
                 <w:szCs w:val="17"/>
               </w:rPr>
-              <w:t xml:space="preserve">  Formulación</w:t>
-            </w:r>
-            <w:proofErr w:type="gramEnd"/>
-            <w:r>
-              <w:rPr>
-                <w:rFonts w:ascii="Calibri" w:eastAsia="Calibri" w:hAnsi="Calibri" w:cs="Calibri"/>
-                <w:b/>
-                <w:bCs/>
-                <w:color w:val="FFFFFF"/>
-                <w:sz w:val="17"/>
-                <w:szCs w:val="17"/>
-              </w:rPr>
-              <w:t xml:space="preserve"> incorrecta</w:t>
+              <w:t xml:space="preserve">  Formulación incorrecta</w:t>
             </w:r>
           </w:p>
         </w:tc>
@@ -4706,7 +4577,6 @@
                 <w:rFonts w:ascii="Calibri" w:eastAsia="Calibri" w:hAnsi="Calibri" w:cs="Calibri"/>
               </w:rPr>
             </w:pPr>
-            <w:proofErr w:type="gramStart"/>
             <w:r>
               <w:rPr>
                 <w:rFonts w:ascii="Segoe UI Symbol" w:eastAsia="Calibri" w:hAnsi="Segoe UI Symbol" w:cs="Segoe UI Symbol"/>
@@ -4727,19 +4597,7 @@
                 <w:sz w:val="17"/>
                 <w:szCs w:val="17"/>
               </w:rPr>
-              <w:t xml:space="preserve">  Formulación</w:t>
-            </w:r>
-            <w:proofErr w:type="gramEnd"/>
-            <w:r>
-              <w:rPr>
-                <w:rFonts w:ascii="Calibri" w:eastAsia="Calibri" w:hAnsi="Calibri" w:cs="Calibri"/>
-                <w:b/>
-                <w:bCs/>
-                <w:color w:val="FFFFFF"/>
-                <w:sz w:val="17"/>
-                <w:szCs w:val="17"/>
-              </w:rPr>
-              <w:t xml:space="preserve"> correcta</w:t>
+              <w:t xml:space="preserve">  Formulación correcta</w:t>
             </w:r>
           </w:p>
         </w:tc>
@@ -4778,31 +4636,7 @@
                 <w:sz w:val="17"/>
                 <w:szCs w:val="17"/>
               </w:rPr>
-              <w:t>I = '</w:t>
-            </w:r>
-            <w:proofErr w:type="gramStart"/>
-            <w:r>
-              <w:rPr>
-                <w:rFonts w:ascii="Calibri" w:eastAsia="Calibri" w:hAnsi="Calibri" w:cs="Calibri"/>
-                <w:i/>
-                <w:iCs/>
-                <w:color w:val="1E293B"/>
-                <w:sz w:val="17"/>
-                <w:szCs w:val="17"/>
-              </w:rPr>
-              <w:t>sensores wearable</w:t>
-            </w:r>
-            <w:proofErr w:type="gramEnd"/>
-            <w:r>
-              <w:rPr>
-                <w:rFonts w:ascii="Calibri" w:eastAsia="Calibri" w:hAnsi="Calibri" w:cs="Calibri"/>
-                <w:i/>
-                <w:iCs/>
-                <w:color w:val="1E293B"/>
-                <w:sz w:val="17"/>
-                <w:szCs w:val="17"/>
-              </w:rPr>
-              <w:t>'</w:t>
+              <w:t>I = 'sensores wearable'</w:t>
             </w:r>
           </w:p>
         </w:tc>
@@ -4877,27 +4711,7 @@
                 <w:sz w:val="17"/>
                 <w:szCs w:val="17"/>
               </w:rPr>
-              <w:t xml:space="preserve">. triaxial) a frecuencia de muestreo ≥100 Hz, embebido en dispositivo </w:t>
-            </w:r>
-            <w:proofErr w:type="gramStart"/>
-            <w:r>
-              <w:rPr>
-                <w:rFonts w:ascii="Calibri" w:eastAsia="Calibri" w:hAnsi="Calibri" w:cs="Calibri"/>
-                <w:color w:val="1E293B"/>
-                <w:sz w:val="17"/>
-                <w:szCs w:val="17"/>
-              </w:rPr>
-              <w:t>wearable</w:t>
-            </w:r>
-            <w:proofErr w:type="gramEnd"/>
-            <w:r>
-              <w:rPr>
-                <w:rFonts w:ascii="Calibri" w:eastAsia="Calibri" w:hAnsi="Calibri" w:cs="Calibri"/>
-                <w:color w:val="1E293B"/>
-                <w:sz w:val="17"/>
-                <w:szCs w:val="17"/>
-              </w:rPr>
-              <w:t xml:space="preserve"> ubicado en muñeca o cadera'</w:t>
+              <w:t>. triaxial) a frecuencia de muestreo ≥100 Hz, embebido en dispositivo wearable ubicado en muñeca o cadera'</w:t>
             </w:r>
           </w:p>
         </w:tc>
@@ -5602,7 +5416,6 @@
                 <w:rFonts w:ascii="Calibri" w:eastAsia="Calibri" w:hAnsi="Calibri" w:cs="Calibri"/>
               </w:rPr>
             </w:pPr>
-            <w:proofErr w:type="gramStart"/>
             <w:r>
               <w:rPr>
                 <w:rFonts w:ascii="Segoe UI Symbol" w:eastAsia="Calibri" w:hAnsi="Segoe UI Symbol" w:cs="Segoe UI Symbol"/>
@@ -5623,19 +5436,7 @@
                 <w:sz w:val="17"/>
                 <w:szCs w:val="17"/>
               </w:rPr>
-              <w:t xml:space="preserve">  Formulación</w:t>
-            </w:r>
-            <w:proofErr w:type="gramEnd"/>
-            <w:r>
-              <w:rPr>
-                <w:rFonts w:ascii="Calibri" w:eastAsia="Calibri" w:hAnsi="Calibri" w:cs="Calibri"/>
-                <w:b/>
-                <w:bCs/>
-                <w:color w:val="FFFFFF"/>
-                <w:sz w:val="17"/>
-                <w:szCs w:val="17"/>
-              </w:rPr>
-              <w:t xml:space="preserve"> incorrecta</w:t>
+              <w:t xml:space="preserve">  Formulación incorrecta</w:t>
             </w:r>
           </w:p>
         </w:tc>
@@ -5663,7 +5464,6 @@
                 <w:rFonts w:ascii="Calibri" w:eastAsia="Calibri" w:hAnsi="Calibri" w:cs="Calibri"/>
               </w:rPr>
             </w:pPr>
-            <w:proofErr w:type="gramStart"/>
             <w:r>
               <w:rPr>
                 <w:rFonts w:ascii="Segoe UI Symbol" w:eastAsia="Calibri" w:hAnsi="Segoe UI Symbol" w:cs="Segoe UI Symbol"/>
@@ -5684,19 +5484,7 @@
                 <w:sz w:val="17"/>
                 <w:szCs w:val="17"/>
               </w:rPr>
-              <w:t xml:space="preserve">  Formulación</w:t>
-            </w:r>
-            <w:proofErr w:type="gramEnd"/>
-            <w:r>
-              <w:rPr>
-                <w:rFonts w:ascii="Calibri" w:eastAsia="Calibri" w:hAnsi="Calibri" w:cs="Calibri"/>
-                <w:b/>
-                <w:bCs/>
-                <w:color w:val="FFFFFF"/>
-                <w:sz w:val="17"/>
-                <w:szCs w:val="17"/>
-              </w:rPr>
-              <w:t xml:space="preserve"> correcta</w:t>
+              <w:t xml:space="preserve">  Formulación correcta</w:t>
             </w:r>
           </w:p>
         </w:tc>
@@ -6401,7 +6189,6 @@
         <w:t xml:space="preserve"> primario): si un </w:t>
       </w:r>
       <w:proofErr w:type="spellStart"/>
-      <w:proofErr w:type="gramStart"/>
       <w:r>
         <w:rPr>
           <w:rFonts w:ascii="Calibri" w:eastAsia="Calibri" w:hAnsi="Calibri" w:cs="Calibri"/>
@@ -6410,7 +6197,6 @@
         <w:t>paper</w:t>
       </w:r>
       <w:proofErr w:type="spellEnd"/>
-      <w:proofErr w:type="gramEnd"/>
       <w:r>
         <w:rPr>
           <w:rFonts w:ascii="Calibri" w:eastAsia="Calibri" w:hAnsi="Calibri" w:cs="Calibri"/>
@@ -6430,21 +6216,12 @@
           <w:rFonts w:ascii="Calibri" w:eastAsia="Calibri" w:hAnsi="Calibri" w:cs="Calibri"/>
         </w:rPr>
       </w:pPr>
-      <w:proofErr w:type="gramStart"/>
       <w:r>
         <w:rPr>
           <w:rFonts w:ascii="Calibri" w:eastAsia="Calibri" w:hAnsi="Calibri" w:cs="Calibri"/>
           <w:color w:val="1E293B"/>
         </w:rPr>
-        <w:t>Clasificación primario</w:t>
-      </w:r>
-      <w:proofErr w:type="gramEnd"/>
-      <w:r>
-        <w:rPr>
-          <w:rFonts w:ascii="Calibri" w:eastAsia="Calibri" w:hAnsi="Calibri" w:cs="Calibri"/>
-          <w:color w:val="1E293B"/>
-        </w:rPr>
-        <w:t xml:space="preserve">/secundario: los </w:t>
+        <w:t xml:space="preserve">Clasificación primario/secundario: los </w:t>
       </w:r>
       <w:proofErr w:type="spellStart"/>
       <w:r>
@@ -6463,7 +6240,6 @@
         <w:t xml:space="preserve"> primarios determinan si el </w:t>
       </w:r>
       <w:proofErr w:type="spellStart"/>
-      <w:proofErr w:type="gramStart"/>
       <w:r>
         <w:rPr>
           <w:rFonts w:ascii="Calibri" w:eastAsia="Calibri" w:hAnsi="Calibri" w:cs="Calibri"/>
@@ -6472,29 +6248,12 @@
         <w:t>paper</w:t>
       </w:r>
       <w:proofErr w:type="spellEnd"/>
-      <w:proofErr w:type="gramEnd"/>
       <w:r>
         <w:rPr>
           <w:rFonts w:ascii="Calibri" w:eastAsia="Calibri" w:hAnsi="Calibri" w:cs="Calibri"/>
           <w:color w:val="1E293B"/>
         </w:rPr>
-        <w:t xml:space="preserve"> se incluye; los secundarios enriquecen la </w:t>
-      </w:r>
-      <w:proofErr w:type="gramStart"/>
-      <w:r>
-        <w:rPr>
-          <w:rFonts w:ascii="Calibri" w:eastAsia="Calibri" w:hAnsi="Calibri" w:cs="Calibri"/>
-          <w:color w:val="1E293B"/>
-        </w:rPr>
-        <w:t>síntesis</w:t>
-      </w:r>
-      <w:proofErr w:type="gramEnd"/>
-      <w:r>
-        <w:rPr>
-          <w:rFonts w:ascii="Calibri" w:eastAsia="Calibri" w:hAnsi="Calibri" w:cs="Calibri"/>
-          <w:color w:val="1E293B"/>
-        </w:rPr>
-        <w:t xml:space="preserve"> pero no son excluyentes.</w:t>
+        <w:t xml:space="preserve"> se incluye; los secundarios enriquecen la síntesis pero no son excluyentes.</w:t>
       </w:r>
     </w:p>
     <w:p>
@@ -7940,27 +7699,7 @@
                 <w:sz w:val="17"/>
                 <w:szCs w:val="17"/>
               </w:rPr>
-              <w:t xml:space="preserve">Experimentos en entorno </w:t>
-            </w:r>
-            <w:proofErr w:type="gramStart"/>
-            <w:r>
-              <w:rPr>
-                <w:rFonts w:ascii="Calibri" w:eastAsia="Calibri" w:hAnsi="Calibri" w:cs="Calibri"/>
-                <w:color w:val="1E293B"/>
-                <w:sz w:val="17"/>
-                <w:szCs w:val="17"/>
-              </w:rPr>
-              <w:t>controlado</w:t>
-            </w:r>
-            <w:proofErr w:type="gramEnd"/>
-            <w:r>
-              <w:rPr>
-                <w:rFonts w:ascii="Calibri" w:eastAsia="Calibri" w:hAnsi="Calibri" w:cs="Calibri"/>
-                <w:color w:val="1E293B"/>
-                <w:sz w:val="17"/>
-                <w:szCs w:val="17"/>
-              </w:rPr>
-              <w:t xml:space="preserve"> pero con datos o sujetos reales. Protocolo reproducible. Incluye evaluaciones sobre bases de datos públicas estándar (MIT-BIH, QT </w:t>
+              <w:t xml:space="preserve">Experimentos en entorno controlado pero con datos o sujetos reales. Protocolo reproducible. Incluye evaluaciones sobre bases de datos públicas estándar (MIT-BIH, QT </w:t>
             </w:r>
             <w:proofErr w:type="spellStart"/>
             <w:r>
@@ -8017,31 +7756,7 @@
                 <w:sz w:val="17"/>
                 <w:szCs w:val="17"/>
               </w:rPr>
-              <w:t xml:space="preserve">Peso alto. Resultados </w:t>
-            </w:r>
-            <w:proofErr w:type="gramStart"/>
-            <w:r>
-              <w:rPr>
-                <w:rFonts w:ascii="Calibri" w:eastAsia="Calibri" w:hAnsi="Calibri" w:cs="Calibri"/>
-                <w:i/>
-                <w:iCs/>
-                <w:color w:val="2C3E50"/>
-                <w:sz w:val="17"/>
-                <w:szCs w:val="17"/>
-              </w:rPr>
-              <w:t>fiables</w:t>
-            </w:r>
-            <w:proofErr w:type="gramEnd"/>
-            <w:r>
-              <w:rPr>
-                <w:rFonts w:ascii="Calibri" w:eastAsia="Calibri" w:hAnsi="Calibri" w:cs="Calibri"/>
-                <w:i/>
-                <w:iCs/>
-                <w:color w:val="2C3E50"/>
-                <w:sz w:val="17"/>
-                <w:szCs w:val="17"/>
-              </w:rPr>
-              <w:t xml:space="preserve"> pero con posible sesgo de validación externa. Se menciona la limitación en la Discusión.</w:t>
+              <w:t>Peso alto. Resultados fiables pero con posible sesgo de validación externa. Se menciona la limitación en la Discusión.</w:t>
             </w:r>
           </w:p>
         </w:tc>
@@ -8344,37 +8059,16 @@
                 <w:sz w:val="18"/>
                 <w:szCs w:val="18"/>
               </w:rPr>
-              <w:t xml:space="preserve"> </w:t>
-            </w:r>
-            <w:proofErr w:type="gramStart"/>
-            <w:r>
-              <w:rPr>
-                <w:b/>
-                <w:bCs/>
-                <w:color w:val="C55A11"/>
+              <w:t xml:space="preserve"> 1.1  </w:t>
+            </w:r>
+            <w:r>
+              <w:rPr>
+                <w:b/>
+                <w:bCs/>
                 <w:sz w:val="18"/>
                 <w:szCs w:val="18"/>
               </w:rPr>
-              <w:t xml:space="preserve">1.1  </w:t>
-            </w:r>
-            <w:r>
-              <w:rPr>
-                <w:b/>
-                <w:bCs/>
-                <w:sz w:val="18"/>
-                <w:szCs w:val="18"/>
-              </w:rPr>
-              <w:t>"</w:t>
-            </w:r>
-            <w:proofErr w:type="gramEnd"/>
-            <w:r>
-              <w:rPr>
-                <w:b/>
-                <w:bCs/>
-                <w:sz w:val="18"/>
-                <w:szCs w:val="18"/>
-              </w:rPr>
-              <w:t>¿Cuáles son las tecnologías de sensor más usadas para detección de caídas en adultos mayores?"</w:t>
+              <w:t>"¿Cuáles son las tecnologías de sensor más usadas para detección de caídas en adultos mayores?"</w:t>
             </w:r>
           </w:p>
           <w:p>
@@ -8532,9 +8226,8 @@
                 <w:sz w:val="18"/>
                 <w:szCs w:val="18"/>
               </w:rPr>
-              <w:t xml:space="preserve"> </w:t>
-            </w:r>
-            <w:proofErr w:type="gramStart"/>
+              <w:t xml:space="preserve"> 1.</w:t>
+            </w:r>
             <w:r>
               <w:rPr>
                 <w:b/>
@@ -8543,7 +8236,7 @@
                 <w:sz w:val="18"/>
                 <w:szCs w:val="18"/>
               </w:rPr>
-              <w:t>1.</w:t>
+              <w:t>2</w:t>
             </w:r>
             <w:r>
               <w:rPr>
@@ -8553,28 +8246,17 @@
                 <w:sz w:val="18"/>
                 <w:szCs w:val="18"/>
               </w:rPr>
-              <w:t>2</w:t>
-            </w:r>
-            <w:r>
-              <w:rPr>
-                <w:b/>
-                <w:bCs/>
-                <w:color w:val="C55A11"/>
+              <w:t xml:space="preserve">  </w:t>
+            </w:r>
+            <w:r>
+              <w:rPr>
+                <w:b/>
+                <w:bCs/>
                 <w:sz w:val="18"/>
                 <w:szCs w:val="18"/>
               </w:rPr>
-              <w:t xml:space="preserve">  </w:t>
-            </w:r>
-            <w:r>
-              <w:rPr>
-                <w:b/>
-                <w:bCs/>
-                <w:sz w:val="18"/>
-                <w:szCs w:val="18"/>
-              </w:rPr>
               <w:t>"</w:t>
             </w:r>
-            <w:proofErr w:type="gramEnd"/>
             <w:r>
               <w:rPr>
                 <w:b/>
@@ -8920,12 +8602,10 @@
         <w:t xml:space="preserve">: toma el </w:t>
       </w:r>
       <w:proofErr w:type="spellStart"/>
-      <w:proofErr w:type="gramStart"/>
       <w:r>
         <w:t>paper</w:t>
       </w:r>
       <w:proofErr w:type="spellEnd"/>
-      <w:proofErr w:type="gramEnd"/>
       <w:r>
         <w:t xml:space="preserve"> más representativo de tu tema — el que mejor encarna tu PICOS — y genera un grafo de </w:t>
       </w:r>
@@ -8951,15 +8631,7 @@
       </w:r>
       <w:proofErr w:type="spellEnd"/>
       <w:r>
-        <w:t xml:space="preserve"> que no deberías </w:t>
-      </w:r>
-      <w:proofErr w:type="gramStart"/>
-      <w:r>
-        <w:t>perderte</w:t>
-      </w:r>
-      <w:proofErr w:type="gramEnd"/>
-      <w:r>
-        <w:t xml:space="preserve"> aunque no aparezcan en tu búsqueda por palabras clave.</w:t>
+        <w:t xml:space="preserve"> que no deberías perderte aunque no aparezcan en tu búsqueda por palabras clave.</w:t>
       </w:r>
     </w:p>
     <w:p>
@@ -9037,29 +8709,17 @@
                 <w:sz w:val="18"/>
                 <w:szCs w:val="18"/>
               </w:rPr>
-              <w:t xml:space="preserve"> </w:t>
-            </w:r>
-            <w:proofErr w:type="gramStart"/>
-            <w:r>
-              <w:rPr>
-                <w:b/>
-                <w:bCs/>
-                <w:color w:val="C55A11"/>
+              <w:t xml:space="preserve"> 1.1  </w:t>
+            </w:r>
+            <w:r>
+              <w:rPr>
+                <w:b/>
+                <w:bCs/>
                 <w:sz w:val="18"/>
                 <w:szCs w:val="18"/>
               </w:rPr>
-              <w:t xml:space="preserve">1.1  </w:t>
-            </w:r>
-            <w:r>
-              <w:rPr>
-                <w:b/>
-                <w:bCs/>
-                <w:sz w:val="18"/>
-                <w:szCs w:val="18"/>
-              </w:rPr>
               <w:t>"</w:t>
             </w:r>
-            <w:proofErr w:type="gramEnd"/>
             <w:r>
               <w:rPr>
                 <w:b/>
@@ -9451,7 +9111,23 @@
                 <w:bCs/>
                 <w:color w:val="375623"/>
               </w:rPr>
-              <w:t xml:space="preserve">Jugadores amateurs de tenis de mesa en entorno </w:t>
+              <w:t>Jugadores amateurs</w:t>
+            </w:r>
+            <w:r>
+              <w:rPr>
+                <w:b/>
+                <w:bCs/>
+                <w:color w:val="375623"/>
+              </w:rPr>
+              <w:t xml:space="preserve"> o mixtos</w:t>
+            </w:r>
+            <w:r>
+              <w:rPr>
+                <w:b/>
+                <w:bCs/>
+                <w:color w:val="375623"/>
+              </w:rPr>
+              <w:t xml:space="preserve"> de tenis de mesa en entorno </w:t>
             </w:r>
             <w:proofErr w:type="spellStart"/>
             <w:r>
@@ -9786,19 +9462,19 @@
                 <w:color w:val="375623"/>
                 <w:lang w:val="en-GB"/>
               </w:rPr>
-              <w:t xml:space="preserve"> "</w:t>
-            </w:r>
-            <w:proofErr w:type="gramStart"/>
-            <w:r>
+              <w:t xml:space="preserve"> "ping pong" </w:t>
+            </w:r>
+          </w:p>
+          <w:p>
+            <w:pPr>
+              <w:spacing w:before="40" w:after="40"/>
               <w:rPr>
                 <w:b/>
                 <w:bCs/>
                 <w:color w:val="375623"/>
                 <w:lang w:val="en-GB"/>
               </w:rPr>
-              <w:t>ping</w:t>
-            </w:r>
-            <w:proofErr w:type="gramEnd"/>
+            </w:pPr>
             <w:r>
               <w:rPr>
                 <w:b/>
@@ -9806,28 +9482,28 @@
                 <w:color w:val="375623"/>
                 <w:lang w:val="en-GB"/>
               </w:rPr>
-              <w:t xml:space="preserve"> pong" </w:t>
-            </w:r>
-          </w:p>
-          <w:p>
-            <w:pPr>
-              <w:spacing w:before="40" w:after="40"/>
+              <w:t xml:space="preserve"> </w:t>
+            </w:r>
+            <w:r>
               <w:rPr>
                 <w:b/>
                 <w:bCs/>
                 <w:color w:val="375623"/>
                 <w:lang w:val="en-GB"/>
               </w:rPr>
-            </w:pPr>
-            <w:r>
+              <w:t xml:space="preserve">"stroke classification" </w:t>
+            </w:r>
+          </w:p>
+          <w:p>
+            <w:pPr>
+              <w:spacing w:before="40" w:after="40"/>
               <w:rPr>
                 <w:b/>
                 <w:bCs/>
                 <w:color w:val="375623"/>
                 <w:lang w:val="en-GB"/>
               </w:rPr>
-              <w:t xml:space="preserve"> </w:t>
-            </w:r>
+            </w:pPr>
             <w:r>
               <w:rPr>
                 <w:b/>
@@ -9835,9 +9511,8 @@
                 <w:color w:val="375623"/>
                 <w:lang w:val="en-GB"/>
               </w:rPr>
-              <w:t>"</w:t>
-            </w:r>
-            <w:proofErr w:type="gramStart"/>
+              <w:t xml:space="preserve"> </w:t>
+            </w:r>
             <w:r>
               <w:rPr>
                 <w:b/>
@@ -9845,38 +9520,39 @@
                 <w:color w:val="375623"/>
                 <w:lang w:val="en-GB"/>
               </w:rPr>
-              <w:t>stroke</w:t>
-            </w:r>
-            <w:proofErr w:type="gramEnd"/>
-            <w:r>
+              <w:t xml:space="preserve">"motion classification" </w:t>
+            </w:r>
+          </w:p>
+          <w:p>
+            <w:pPr>
+              <w:spacing w:before="40" w:after="40"/>
               <w:rPr>
                 <w:b/>
                 <w:bCs/>
                 <w:color w:val="375623"/>
                 <w:lang w:val="en-GB"/>
               </w:rPr>
-              <w:t xml:space="preserve"> classification" </w:t>
-            </w:r>
-          </w:p>
-          <w:p>
-            <w:pPr>
-              <w:spacing w:before="40" w:after="40"/>
+            </w:pPr>
+            <w:r>
               <w:rPr>
                 <w:b/>
                 <w:bCs/>
                 <w:color w:val="375623"/>
                 <w:lang w:val="en-GB"/>
               </w:rPr>
-            </w:pPr>
-            <w:r>
+              <w:t xml:space="preserve"> "IMU" </w:t>
+            </w:r>
+          </w:p>
+          <w:p>
+            <w:pPr>
+              <w:spacing w:before="40" w:after="40"/>
               <w:rPr>
                 <w:b/>
                 <w:bCs/>
                 <w:color w:val="375623"/>
                 <w:lang w:val="en-GB"/>
               </w:rPr>
-              <w:t xml:space="preserve"> </w:t>
-            </w:r>
+            </w:pPr>
             <w:r>
               <w:rPr>
                 <w:b/>
@@ -9884,19 +9560,19 @@
                 <w:color w:val="375623"/>
                 <w:lang w:val="en-GB"/>
               </w:rPr>
-              <w:t>"</w:t>
-            </w:r>
-            <w:proofErr w:type="gramStart"/>
-            <w:r>
+              <w:t xml:space="preserve"> "inertial sensor" </w:t>
+            </w:r>
+          </w:p>
+          <w:p>
+            <w:pPr>
+              <w:spacing w:before="40" w:after="40"/>
               <w:rPr>
                 <w:b/>
                 <w:bCs/>
                 <w:color w:val="375623"/>
                 <w:lang w:val="en-GB"/>
               </w:rPr>
-              <w:t>motion</w:t>
-            </w:r>
-            <w:proofErr w:type="gramEnd"/>
+            </w:pPr>
             <w:r>
               <w:rPr>
                 <w:b/>
@@ -9904,49 +9580,48 @@
                 <w:color w:val="375623"/>
                 <w:lang w:val="en-GB"/>
               </w:rPr>
-              <w:t xml:space="preserve"> classification" </w:t>
-            </w:r>
-          </w:p>
-          <w:p>
-            <w:pPr>
-              <w:spacing w:before="40" w:after="40"/>
+              <w:t xml:space="preserve"> </w:t>
+            </w:r>
+            <w:r>
               <w:rPr>
                 <w:b/>
                 <w:bCs/>
                 <w:color w:val="375623"/>
                 <w:lang w:val="en-GB"/>
               </w:rPr>
-            </w:pPr>
-            <w:r>
+              <w:t xml:space="preserve">"accelerometer" </w:t>
+            </w:r>
+          </w:p>
+          <w:p>
+            <w:pPr>
+              <w:spacing w:before="40" w:after="40"/>
               <w:rPr>
                 <w:b/>
                 <w:bCs/>
                 <w:color w:val="375623"/>
                 <w:lang w:val="en-GB"/>
               </w:rPr>
-              <w:t xml:space="preserve"> "IMU" </w:t>
-            </w:r>
-          </w:p>
-          <w:p>
-            <w:pPr>
-              <w:spacing w:before="40" w:after="40"/>
+            </w:pPr>
+            <w:r>
               <w:rPr>
                 <w:b/>
                 <w:bCs/>
                 <w:color w:val="375623"/>
                 <w:lang w:val="en-GB"/>
               </w:rPr>
-            </w:pPr>
-            <w:r>
+              <w:t xml:space="preserve"> "gyroscope" </w:t>
+            </w:r>
+          </w:p>
+          <w:p>
+            <w:pPr>
+              <w:spacing w:before="40" w:after="40"/>
               <w:rPr>
                 <w:b/>
                 <w:bCs/>
                 <w:color w:val="375623"/>
                 <w:lang w:val="en-GB"/>
               </w:rPr>
-              <w:t xml:space="preserve"> "</w:t>
-            </w:r>
-            <w:proofErr w:type="gramStart"/>
+            </w:pPr>
             <w:r>
               <w:rPr>
                 <w:b/>
@@ -9954,9 +9629,8 @@
                 <w:color w:val="375623"/>
                 <w:lang w:val="en-GB"/>
               </w:rPr>
-              <w:t>inertial</w:t>
-            </w:r>
-            <w:proofErr w:type="gramEnd"/>
+              <w:t xml:space="preserve"> </w:t>
+            </w:r>
             <w:r>
               <w:rPr>
                 <w:b/>
@@ -9964,105 +9638,7 @@
                 <w:color w:val="375623"/>
                 <w:lang w:val="en-GB"/>
               </w:rPr>
-              <w:t xml:space="preserve"> sensor" </w:t>
-            </w:r>
-          </w:p>
-          <w:p>
-            <w:pPr>
-              <w:spacing w:before="40" w:after="40"/>
-              <w:rPr>
-                <w:b/>
-                <w:bCs/>
-                <w:color w:val="375623"/>
-                <w:lang w:val="en-GB"/>
-              </w:rPr>
-            </w:pPr>
-            <w:r>
-              <w:rPr>
-                <w:b/>
-                <w:bCs/>
-                <w:color w:val="375623"/>
-                <w:lang w:val="en-GB"/>
-              </w:rPr>
-              <w:t xml:space="preserve"> </w:t>
-            </w:r>
-            <w:r>
-              <w:rPr>
-                <w:b/>
-                <w:bCs/>
-                <w:color w:val="375623"/>
-                <w:lang w:val="en-GB"/>
-              </w:rPr>
-              <w:t xml:space="preserve">"accelerometer" </w:t>
-            </w:r>
-          </w:p>
-          <w:p>
-            <w:pPr>
-              <w:spacing w:before="40" w:after="40"/>
-              <w:rPr>
-                <w:b/>
-                <w:bCs/>
-                <w:color w:val="375623"/>
-                <w:lang w:val="en-GB"/>
-              </w:rPr>
-            </w:pPr>
-            <w:r>
-              <w:rPr>
-                <w:b/>
-                <w:bCs/>
-                <w:color w:val="375623"/>
-                <w:lang w:val="en-GB"/>
-              </w:rPr>
-              <w:t xml:space="preserve"> "gyroscope" </w:t>
-            </w:r>
-          </w:p>
-          <w:p>
-            <w:pPr>
-              <w:spacing w:before="40" w:after="40"/>
-              <w:rPr>
-                <w:b/>
-                <w:bCs/>
-                <w:color w:val="375623"/>
-                <w:lang w:val="en-GB"/>
-              </w:rPr>
-            </w:pPr>
-            <w:r>
-              <w:rPr>
-                <w:b/>
-                <w:bCs/>
-                <w:color w:val="375623"/>
-                <w:lang w:val="en-GB"/>
-              </w:rPr>
-              <w:t xml:space="preserve"> </w:t>
-            </w:r>
-            <w:r>
-              <w:rPr>
-                <w:b/>
-                <w:bCs/>
-                <w:color w:val="375623"/>
-                <w:lang w:val="en-GB"/>
-              </w:rPr>
-              <w:t xml:space="preserve"> "</w:t>
-            </w:r>
-            <w:proofErr w:type="gramStart"/>
-            <w:r>
-              <w:rPr>
-                <w:b/>
-                <w:bCs/>
-                <w:color w:val="375623"/>
-                <w:lang w:val="en-GB"/>
-              </w:rPr>
-              <w:t>machine</w:t>
-            </w:r>
-            <w:proofErr w:type="gramEnd"/>
-            <w:r>
-              <w:rPr>
-                <w:b/>
-                <w:bCs/>
-                <w:color w:val="375623"/>
-                <w:lang w:val="en-GB"/>
-              </w:rPr>
-              <w:t xml:space="preserve"> learning" </w:t>
+              <w:t xml:space="preserve"> "machine learning" </w:t>
             </w:r>
           </w:p>
           <w:p>
@@ -10082,27 +9658,7 @@
                 <w:color w:val="375623"/>
                 <w:lang w:val="en-GB"/>
               </w:rPr>
-              <w:t xml:space="preserve"> "</w:t>
-            </w:r>
-            <w:proofErr w:type="gramStart"/>
-            <w:r>
-              <w:rPr>
-                <w:b/>
-                <w:bCs/>
-                <w:color w:val="375623"/>
-                <w:lang w:val="en-GB"/>
-              </w:rPr>
-              <w:t>wearable</w:t>
-            </w:r>
-            <w:proofErr w:type="gramEnd"/>
-            <w:r>
-              <w:rPr>
-                <w:b/>
-                <w:bCs/>
-                <w:color w:val="375623"/>
-                <w:lang w:val="en-GB"/>
-              </w:rPr>
-              <w:t xml:space="preserve"> sensor"</w:t>
+              <w:t xml:space="preserve"> "wearable sensor"</w:t>
             </w:r>
             <w:r>
               <w:rPr>
@@ -10131,27 +9687,7 @@
                 <w:color w:val="375623"/>
                 <w:lang w:val="en-GB"/>
               </w:rPr>
-              <w:t xml:space="preserve"> "</w:t>
-            </w:r>
-            <w:proofErr w:type="gramStart"/>
-            <w:r>
-              <w:rPr>
-                <w:b/>
-                <w:bCs/>
-                <w:color w:val="375623"/>
-                <w:lang w:val="en-GB"/>
-              </w:rPr>
-              <w:t>gesture</w:t>
-            </w:r>
-            <w:proofErr w:type="gramEnd"/>
-            <w:r>
-              <w:rPr>
-                <w:b/>
-                <w:bCs/>
-                <w:color w:val="375623"/>
-                <w:lang w:val="en-GB"/>
-              </w:rPr>
-              <w:t xml:space="preserve"> recognition" </w:t>
+              <w:t xml:space="preserve"> "gesture recognition" </w:t>
             </w:r>
           </w:p>
           <w:p>
@@ -11228,17 +10764,8 @@
                 <w:sz w:val="17"/>
                 <w:szCs w:val="17"/>
               </w:rPr>
-              <w:t xml:space="preserve">Gratuito, con IA para extraer métodos y resultados. </w:t>
-            </w:r>
-            <w:proofErr w:type="gramStart"/>
-            <w:r>
-              <w:rPr>
-                <w:sz w:val="17"/>
-                <w:szCs w:val="17"/>
-              </w:rPr>
-              <w:t>API abierta</w:t>
-            </w:r>
-            <w:proofErr w:type="gramEnd"/>
+              <w:t>Gratuito, con IA para extraer métodos y resultados. API abierta</w:t>
+            </w:r>
           </w:p>
         </w:tc>
         <w:tc>
@@ -11556,37 +11083,16 @@
                 <w:sz w:val="18"/>
                 <w:szCs w:val="18"/>
               </w:rPr>
-              <w:t xml:space="preserve"> </w:t>
-            </w:r>
-            <w:proofErr w:type="gramStart"/>
-            <w:r>
-              <w:rPr>
-                <w:b/>
-                <w:bCs/>
-                <w:color w:val="C55A11"/>
+              <w:t xml:space="preserve"> 2.1  </w:t>
+            </w:r>
+            <w:r>
+              <w:rPr>
+                <w:b/>
+                <w:bCs/>
                 <w:sz w:val="18"/>
                 <w:szCs w:val="18"/>
               </w:rPr>
-              <w:t xml:space="preserve">2.1  </w:t>
-            </w:r>
-            <w:r>
-              <w:rPr>
-                <w:b/>
-                <w:bCs/>
-                <w:sz w:val="18"/>
-                <w:szCs w:val="18"/>
-              </w:rPr>
-              <w:t>"</w:t>
-            </w:r>
-            <w:proofErr w:type="gramEnd"/>
-            <w:r>
-              <w:rPr>
-                <w:b/>
-                <w:bCs/>
-                <w:sz w:val="18"/>
-                <w:szCs w:val="18"/>
-              </w:rPr>
-              <w:t>Tengo esta cadena de búsqueda: [pegar cadena]. ¿Qué sinónimos o términos alternativos me sugieres añadir para cubrir mejor el campo de [tema]? Propón 3 variaciones de la cadena."</w:t>
+              <w:t>"Tengo esta cadena de búsqueda: [pegar cadena]. ¿Qué sinónimos o términos alternativos me sugieres añadir para cubrir mejor el campo de [tema]? Propón 3 variaciones de la cadena."</w:t>
             </w:r>
           </w:p>
         </w:tc>
@@ -11659,37 +11165,16 @@
                 <w:sz w:val="18"/>
                 <w:szCs w:val="18"/>
               </w:rPr>
-              <w:t xml:space="preserve"> </w:t>
-            </w:r>
-            <w:proofErr w:type="gramStart"/>
-            <w:r>
-              <w:rPr>
-                <w:b/>
-                <w:bCs/>
-                <w:color w:val="C55A11"/>
+              <w:t xml:space="preserve"> 2.2  </w:t>
+            </w:r>
+            <w:r>
+              <w:rPr>
+                <w:b/>
+                <w:bCs/>
                 <w:sz w:val="18"/>
                 <w:szCs w:val="18"/>
               </w:rPr>
-              <w:t xml:space="preserve">2.2  </w:t>
-            </w:r>
-            <w:r>
-              <w:rPr>
-                <w:b/>
-                <w:bCs/>
-                <w:sz w:val="18"/>
-                <w:szCs w:val="18"/>
-              </w:rPr>
-              <w:t>"</w:t>
-            </w:r>
-            <w:proofErr w:type="gramEnd"/>
-            <w:r>
-              <w:rPr>
-                <w:b/>
-                <w:bCs/>
-                <w:sz w:val="18"/>
-                <w:szCs w:val="18"/>
-              </w:rPr>
-              <w:t xml:space="preserve">Busca en </w:t>
+              <w:t xml:space="preserve">"Busca en </w:t>
             </w:r>
             <w:proofErr w:type="spellStart"/>
             <w:r>
@@ -12162,7 +11647,6 @@
               </w:rPr>
               <w:sym w:font="Wingdings" w:char="F0E0"/>
             </w:r>
-            <w:proofErr w:type="gramStart"/>
             <w:r>
               <w:rPr>
                 <w:b/>
@@ -12172,7 +11656,6 @@
               </w:rPr>
               <w:t>250 ,</w:t>
             </w:r>
-            <w:proofErr w:type="gramEnd"/>
             <w:r>
               <w:rPr>
                 <w:lang w:val="en-GB"/>
@@ -13087,29 +12570,17 @@
                 <w:sz w:val="18"/>
                 <w:szCs w:val="18"/>
               </w:rPr>
-              <w:t xml:space="preserve"> </w:t>
-            </w:r>
-            <w:proofErr w:type="gramStart"/>
-            <w:r>
-              <w:rPr>
-                <w:b/>
-                <w:bCs/>
-                <w:color w:val="C55A11"/>
+              <w:t xml:space="preserve"> 3.1  </w:t>
+            </w:r>
+            <w:r>
+              <w:rPr>
+                <w:b/>
+                <w:bCs/>
                 <w:sz w:val="18"/>
                 <w:szCs w:val="18"/>
               </w:rPr>
-              <w:t xml:space="preserve">3.1  </w:t>
-            </w:r>
-            <w:r>
-              <w:rPr>
-                <w:b/>
-                <w:bCs/>
-                <w:sz w:val="18"/>
-                <w:szCs w:val="18"/>
-              </w:rPr>
               <w:t>"</w:t>
             </w:r>
-            <w:proofErr w:type="gramEnd"/>
             <w:r>
               <w:t xml:space="preserve"> </w:t>
             </w:r>
@@ -13464,7 +12935,6 @@
               <w:t xml:space="preserve">El </w:t>
             </w:r>
             <w:proofErr w:type="spellStart"/>
-            <w:proofErr w:type="gramStart"/>
             <w:r>
               <w:rPr>
                 <w:rFonts w:ascii="Calibri" w:eastAsia="Calibri" w:hAnsi="Calibri" w:cs="Calibri"/>
@@ -13475,7 +12945,6 @@
               <w:t>paper</w:t>
             </w:r>
             <w:proofErr w:type="spellEnd"/>
-            <w:proofErr w:type="gramEnd"/>
             <w:r>
               <w:rPr>
                 <w:rFonts w:ascii="Calibri" w:eastAsia="Calibri" w:hAnsi="Calibri" w:cs="Calibri"/>
@@ -13521,7 +12990,6 @@
               <w:t xml:space="preserve">El </w:t>
             </w:r>
             <w:proofErr w:type="spellStart"/>
-            <w:proofErr w:type="gramStart"/>
             <w:r>
               <w:rPr>
                 <w:rFonts w:ascii="Calibri" w:eastAsia="Calibri" w:hAnsi="Calibri" w:cs="Calibri"/>
@@ -13532,7 +13000,6 @@
               <w:t>paper</w:t>
             </w:r>
             <w:proofErr w:type="spellEnd"/>
-            <w:proofErr w:type="gramEnd"/>
             <w:r>
               <w:rPr>
                 <w:rFonts w:ascii="Calibri" w:eastAsia="Calibri" w:hAnsi="Calibri" w:cs="Calibri"/>
@@ -13859,7 +13326,6 @@
               <w:t xml:space="preserve">El </w:t>
             </w:r>
             <w:proofErr w:type="spellStart"/>
-            <w:proofErr w:type="gramStart"/>
             <w:r>
               <w:rPr>
                 <w:rFonts w:ascii="Calibri" w:eastAsia="Calibri" w:hAnsi="Calibri" w:cs="Calibri"/>
@@ -13870,7 +13336,6 @@
               <w:t>paper</w:t>
             </w:r>
             <w:proofErr w:type="spellEnd"/>
-            <w:proofErr w:type="gramEnd"/>
             <w:r>
               <w:rPr>
                 <w:rFonts w:ascii="Calibri" w:eastAsia="Calibri" w:hAnsi="Calibri" w:cs="Calibri"/>
@@ -14183,7 +13648,6 @@
               <w:t xml:space="preserve">El </w:t>
             </w:r>
             <w:proofErr w:type="spellStart"/>
-            <w:proofErr w:type="gramStart"/>
             <w:r>
               <w:rPr>
                 <w:rFonts w:ascii="Calibri" w:eastAsia="Calibri" w:hAnsi="Calibri" w:cs="Calibri"/>
@@ -14194,7 +13658,6 @@
               <w:t>paper</w:t>
             </w:r>
             <w:proofErr w:type="spellEnd"/>
-            <w:proofErr w:type="gramEnd"/>
             <w:r>
               <w:rPr>
                 <w:rFonts w:ascii="Calibri" w:eastAsia="Calibri" w:hAnsi="Calibri" w:cs="Calibri"/>
@@ -14240,7 +13703,6 @@
               <w:t xml:space="preserve">El </w:t>
             </w:r>
             <w:proofErr w:type="spellStart"/>
-            <w:proofErr w:type="gramStart"/>
             <w:r>
               <w:rPr>
                 <w:rFonts w:ascii="Calibri" w:eastAsia="Calibri" w:hAnsi="Calibri" w:cs="Calibri"/>
@@ -14251,7 +13713,6 @@
               <w:t>paper</w:t>
             </w:r>
             <w:proofErr w:type="spellEnd"/>
-            <w:proofErr w:type="gramEnd"/>
             <w:r>
               <w:rPr>
                 <w:rFonts w:ascii="Calibri" w:eastAsia="Calibri" w:hAnsi="Calibri" w:cs="Calibri"/>
@@ -14407,27 +13868,7 @@
                 <w:sz w:val="17"/>
                 <w:szCs w:val="17"/>
               </w:rPr>
-              <w:t xml:space="preserve">El sensor se usa en una configuración radicalmente diferente (ej. sensor fijo en infraestructura cuando I requiere </w:t>
-            </w:r>
-            <w:proofErr w:type="gramStart"/>
-            <w:r>
-              <w:rPr>
-                <w:rFonts w:ascii="Calibri" w:eastAsia="Calibri" w:hAnsi="Calibri" w:cs="Calibri"/>
-                <w:color w:val="1E293B"/>
-                <w:sz w:val="17"/>
-                <w:szCs w:val="17"/>
-              </w:rPr>
-              <w:t>wearable</w:t>
-            </w:r>
-            <w:proofErr w:type="gramEnd"/>
-            <w:r>
-              <w:rPr>
-                <w:rFonts w:ascii="Calibri" w:eastAsia="Calibri" w:hAnsi="Calibri" w:cs="Calibri"/>
-                <w:color w:val="1E293B"/>
-                <w:sz w:val="17"/>
-                <w:szCs w:val="17"/>
-              </w:rPr>
-              <w:t>)</w:t>
+              <w:t>El sensor se usa en una configuración radicalmente diferente (ej. sensor fijo en infraestructura cuando I requiere wearable)</w:t>
             </w:r>
           </w:p>
         </w:tc>
@@ -14880,7 +14321,6 @@
               <w:t xml:space="preserve">El </w:t>
             </w:r>
             <w:proofErr w:type="spellStart"/>
-            <w:proofErr w:type="gramStart"/>
             <w:r>
               <w:rPr>
                 <w:rFonts w:ascii="Calibri" w:eastAsia="Calibri" w:hAnsi="Calibri" w:cs="Calibri"/>
@@ -14891,7 +14331,6 @@
               <w:t>paper</w:t>
             </w:r>
             <w:proofErr w:type="spellEnd"/>
-            <w:proofErr w:type="gramEnd"/>
             <w:r>
               <w:rPr>
                 <w:rFonts w:ascii="Calibri" w:eastAsia="Calibri" w:hAnsi="Calibri" w:cs="Calibri"/>
@@ -14957,7 +14396,6 @@
               <w:t xml:space="preserve">El </w:t>
             </w:r>
             <w:proofErr w:type="spellStart"/>
-            <w:proofErr w:type="gramStart"/>
             <w:r>
               <w:rPr>
                 <w:rFonts w:ascii="Calibri" w:eastAsia="Calibri" w:hAnsi="Calibri" w:cs="Calibri"/>
@@ -14968,7 +14406,6 @@
               <w:t>paper</w:t>
             </w:r>
             <w:proofErr w:type="spellEnd"/>
-            <w:proofErr w:type="gramEnd"/>
             <w:r>
               <w:rPr>
                 <w:rFonts w:ascii="Calibri" w:eastAsia="Calibri" w:hAnsi="Calibri" w:cs="Calibri"/>
@@ -15430,7 +14867,6 @@
               <w:t xml:space="preserve">El </w:t>
             </w:r>
             <w:proofErr w:type="spellStart"/>
-            <w:proofErr w:type="gramStart"/>
             <w:r>
               <w:rPr>
                 <w:rFonts w:ascii="Calibri" w:eastAsia="Calibri" w:hAnsi="Calibri" w:cs="Calibri"/>
@@ -15441,7 +14877,6 @@
               <w:t>paper</w:t>
             </w:r>
             <w:proofErr w:type="spellEnd"/>
-            <w:proofErr w:type="gramEnd"/>
             <w:r>
               <w:rPr>
                 <w:rFonts w:ascii="Calibri" w:eastAsia="Calibri" w:hAnsi="Calibri" w:cs="Calibri"/>
@@ -15507,7 +14942,6 @@
               <w:t xml:space="preserve">El </w:t>
             </w:r>
             <w:proofErr w:type="spellStart"/>
-            <w:proofErr w:type="gramStart"/>
             <w:r>
               <w:rPr>
                 <w:rFonts w:ascii="Calibri" w:eastAsia="Calibri" w:hAnsi="Calibri" w:cs="Calibri"/>
@@ -15518,7 +14952,6 @@
               <w:t>paper</w:t>
             </w:r>
             <w:proofErr w:type="spellEnd"/>
-            <w:proofErr w:type="gramEnd"/>
             <w:r>
               <w:rPr>
                 <w:rFonts w:ascii="Calibri" w:eastAsia="Calibri" w:hAnsi="Calibri" w:cs="Calibri"/>
@@ -15677,7 +15110,6 @@
               <w:t xml:space="preserve">El </w:t>
             </w:r>
             <w:proofErr w:type="spellStart"/>
-            <w:proofErr w:type="gramStart"/>
             <w:r>
               <w:rPr>
                 <w:rFonts w:ascii="Calibri" w:eastAsia="Calibri" w:hAnsi="Calibri" w:cs="Calibri"/>
@@ -15688,7 +15120,6 @@
               <w:t>paper</w:t>
             </w:r>
             <w:proofErr w:type="spellEnd"/>
-            <w:proofErr w:type="gramEnd"/>
             <w:r>
               <w:rPr>
                 <w:rFonts w:ascii="Calibri" w:eastAsia="Calibri" w:hAnsi="Calibri" w:cs="Calibri"/>
@@ -16169,7 +15600,6 @@
               <w:t xml:space="preserve">El </w:t>
             </w:r>
             <w:proofErr w:type="spellStart"/>
-            <w:proofErr w:type="gramStart"/>
             <w:r>
               <w:rPr>
                 <w:rFonts w:ascii="Calibri" w:eastAsia="Calibri" w:hAnsi="Calibri" w:cs="Calibri"/>
@@ -16180,7 +15610,6 @@
               <w:t>paper</w:t>
             </w:r>
             <w:proofErr w:type="spellEnd"/>
-            <w:proofErr w:type="gramEnd"/>
             <w:r>
               <w:rPr>
                 <w:rFonts w:ascii="Calibri" w:eastAsia="Calibri" w:hAnsi="Calibri" w:cs="Calibri"/>
@@ -16226,7 +15655,6 @@
               <w:t xml:space="preserve">El </w:t>
             </w:r>
             <w:proofErr w:type="spellStart"/>
-            <w:proofErr w:type="gramStart"/>
             <w:r>
               <w:rPr>
                 <w:rFonts w:ascii="Calibri" w:eastAsia="Calibri" w:hAnsi="Calibri" w:cs="Calibri"/>
@@ -16237,7 +15665,6 @@
               <w:t>paper</w:t>
             </w:r>
             <w:proofErr w:type="spellEnd"/>
-            <w:proofErr w:type="gramEnd"/>
             <w:r>
               <w:rPr>
                 <w:rFonts w:ascii="Calibri" w:eastAsia="Calibri" w:hAnsi="Calibri" w:cs="Calibri"/>
@@ -16396,7 +15823,6 @@
               <w:t xml:space="preserve">El tipo de datos (reales vs. sintéticos) no se especifica en el </w:t>
             </w:r>
             <w:proofErr w:type="spellStart"/>
-            <w:proofErr w:type="gramStart"/>
             <w:r>
               <w:rPr>
                 <w:rFonts w:ascii="Calibri" w:eastAsia="Calibri" w:hAnsi="Calibri" w:cs="Calibri"/>
@@ -16407,7 +15833,6 @@
               <w:t>paper</w:t>
             </w:r>
             <w:proofErr w:type="spellEnd"/>
-            <w:proofErr w:type="gramEnd"/>
             <w:r>
               <w:rPr>
                 <w:rFonts w:ascii="Calibri" w:eastAsia="Calibri" w:hAnsi="Calibri" w:cs="Calibri"/>
@@ -16654,12 +16079,10 @@
         <w:t xml:space="preserve">, y aplica IA para sugerir incluir/excluir cada </w:t>
       </w:r>
       <w:proofErr w:type="spellStart"/>
-      <w:proofErr w:type="gramStart"/>
       <w:r>
         <w:t>paper</w:t>
       </w:r>
       <w:proofErr w:type="spellEnd"/>
-      <w:proofErr w:type="gramEnd"/>
       <w:r>
         <w:t>.</w:t>
       </w:r>
@@ -16721,18 +16144,13 @@
         <w:spacing w:before="40" w:after="40"/>
       </w:pPr>
       <w:r>
-        <w:t xml:space="preserve">Sube el </w:t>
-      </w:r>
-      <w:proofErr w:type="gramStart"/>
-      <w:r>
-        <w:t>archivo .</w:t>
+        <w:t>Sube el archivo .</w:t>
       </w:r>
       <w:proofErr w:type="spellStart"/>
       <w:r>
         <w:t>bib</w:t>
       </w:r>
       <w:proofErr w:type="spellEnd"/>
-      <w:proofErr w:type="gramEnd"/>
       <w:r>
         <w:t xml:space="preserve"> a Rayyan. La IA de Rayyan analizará títulos y </w:t>
       </w:r>
@@ -16755,12 +16173,10 @@
         <w:t xml:space="preserve">Para cada </w:t>
       </w:r>
       <w:proofErr w:type="spellStart"/>
-      <w:proofErr w:type="gramStart"/>
       <w:r>
         <w:t>paper</w:t>
       </w:r>
       <w:proofErr w:type="spellEnd"/>
-      <w:proofErr w:type="gramEnd"/>
       <w:r>
         <w:t xml:space="preserve">, marca </w:t>
       </w:r>
@@ -16950,9 +16366,8 @@
                 <w:sz w:val="18"/>
                 <w:szCs w:val="18"/>
               </w:rPr>
-              <w:t xml:space="preserve"> </w:t>
-            </w:r>
-            <w:proofErr w:type="gramStart"/>
+              <w:t xml:space="preserve"> 3.</w:t>
+            </w:r>
             <w:r>
               <w:rPr>
                 <w:b/>
@@ -16961,7 +16376,7 @@
                 <w:sz w:val="18"/>
                 <w:szCs w:val="18"/>
               </w:rPr>
-              <w:t>3.</w:t>
+              <w:t>2</w:t>
             </w:r>
             <w:r>
               <w:rPr>
@@ -16971,18 +16386,18 @@
                 <w:sz w:val="18"/>
                 <w:szCs w:val="18"/>
               </w:rPr>
-              <w:t>2</w:t>
-            </w:r>
-            <w:r>
-              <w:rPr>
-                <w:b/>
-                <w:bCs/>
-                <w:color w:val="C55A11"/>
+              <w:t xml:space="preserve">  </w:t>
+            </w:r>
+            <w:r>
+              <w:rPr>
+                <w:b/>
+                <w:bCs/>
                 <w:sz w:val="18"/>
                 <w:szCs w:val="18"/>
               </w:rPr>
-              <w:t xml:space="preserve">  </w:t>
-            </w:r>
+              <w:t xml:space="preserve">"Tengo estos 5 títulos de </w:t>
+            </w:r>
+            <w:proofErr w:type="spellStart"/>
             <w:r>
               <w:rPr>
                 <w:b/>
@@ -16990,9 +16405,9 @@
                 <w:sz w:val="18"/>
                 <w:szCs w:val="18"/>
               </w:rPr>
-              <w:t>"</w:t>
-            </w:r>
-            <w:proofErr w:type="gramEnd"/>
+              <w:t>papers</w:t>
+            </w:r>
+            <w:proofErr w:type="spellEnd"/>
             <w:r>
               <w:rPr>
                 <w:b/>
@@ -17000,7 +16415,7 @@
                 <w:sz w:val="18"/>
                 <w:szCs w:val="18"/>
               </w:rPr>
-              <w:t xml:space="preserve">Tengo estos 5 títulos de </w:t>
+              <w:t xml:space="preserve"> seleccionados: [listar]. ¿Cuáles son los autores, grupos de investigación o instituciones más influyentes en este campo? ¿Hay algún </w:t>
             </w:r>
             <w:proofErr w:type="spellStart"/>
             <w:r>
@@ -17010,31 +16425,9 @@
                 <w:sz w:val="18"/>
                 <w:szCs w:val="18"/>
               </w:rPr>
-              <w:t>papers</w:t>
+              <w:t>paper</w:t>
             </w:r>
             <w:proofErr w:type="spellEnd"/>
-            <w:r>
-              <w:rPr>
-                <w:b/>
-                <w:bCs/>
-                <w:sz w:val="18"/>
-                <w:szCs w:val="18"/>
-              </w:rPr>
-              <w:t xml:space="preserve"> seleccionados: [listar]. ¿Cuáles son los autores, grupos de investigación o instituciones más influyentes en este campo? ¿Hay algún </w:t>
-            </w:r>
-            <w:proofErr w:type="spellStart"/>
-            <w:proofErr w:type="gramStart"/>
-            <w:r>
-              <w:rPr>
-                <w:b/>
-                <w:bCs/>
-                <w:sz w:val="18"/>
-                <w:szCs w:val="18"/>
-              </w:rPr>
-              <w:t>paper</w:t>
-            </w:r>
-            <w:proofErr w:type="spellEnd"/>
-            <w:proofErr w:type="gramEnd"/>
             <w:r>
               <w:rPr>
                 <w:b/>
@@ -17388,12 +16781,10 @@
         <w:t xml:space="preserve">Qué datos extraer de cada </w:t>
       </w:r>
       <w:proofErr w:type="spellStart"/>
-      <w:proofErr w:type="gramStart"/>
       <w:r>
         <w:t>paper</w:t>
       </w:r>
       <w:proofErr w:type="spellEnd"/>
-      <w:proofErr w:type="gramEnd"/>
     </w:p>
     <w:p>
       <w:pPr>
@@ -17404,12 +16795,10 @@
         <w:t xml:space="preserve">Para cada </w:t>
       </w:r>
       <w:proofErr w:type="spellStart"/>
-      <w:proofErr w:type="gramStart"/>
       <w:r>
         <w:t>paper</w:t>
       </w:r>
       <w:proofErr w:type="spellEnd"/>
-      <w:proofErr w:type="gramEnd"/>
       <w:r>
         <w:t xml:space="preserve"> incluido, es necesario extraer un conjunto mínimo de datos que permita la comparación sistemática. La siguiente tabla muestra los campos recomendados para un </w:t>
       </w:r>
@@ -18607,19 +17996,18 @@
                 <w:sz w:val="18"/>
                 <w:szCs w:val="18"/>
               </w:rPr>
-              <w:t xml:space="preserve"> </w:t>
-            </w:r>
-            <w:proofErr w:type="gramStart"/>
-            <w:r>
-              <w:rPr>
-                <w:b/>
-                <w:bCs/>
-                <w:color w:val="C55A11"/>
+              <w:t xml:space="preserve"> 4.1  </w:t>
+            </w:r>
+            <w:r>
+              <w:rPr>
+                <w:b/>
+                <w:bCs/>
                 <w:sz w:val="18"/>
                 <w:szCs w:val="18"/>
               </w:rPr>
-              <w:t xml:space="preserve">4.1  </w:t>
-            </w:r>
+              <w:t xml:space="preserve">"Analiza estos [N] </w:t>
+            </w:r>
+            <w:proofErr w:type="spellStart"/>
             <w:r>
               <w:rPr>
                 <w:b/>
@@ -18627,9 +18015,9 @@
                 <w:sz w:val="18"/>
                 <w:szCs w:val="18"/>
               </w:rPr>
-              <w:t>"</w:t>
-            </w:r>
-            <w:proofErr w:type="gramEnd"/>
+              <w:t>papers</w:t>
+            </w:r>
+            <w:proofErr w:type="spellEnd"/>
             <w:r>
               <w:rPr>
                 <w:b/>
@@ -18637,7 +18025,7 @@
                 <w:sz w:val="18"/>
                 <w:szCs w:val="18"/>
               </w:rPr>
-              <w:t xml:space="preserve">Analiza estos [N] </w:t>
+              <w:t xml:space="preserve"> adjuntos y para cada uno extrae en formato tabla: referencia bibliográfica, tipo de sensor, plataforma hardware, algoritmo utilizado, métrica principal (con valor numérico exacto), tamaño del </w:t>
             </w:r>
             <w:proofErr w:type="spellStart"/>
             <w:r>
@@ -18647,7 +18035,7 @@
                 <w:sz w:val="18"/>
                 <w:szCs w:val="18"/>
               </w:rPr>
-              <w:t>papers</w:t>
+              <w:t>dataset</w:t>
             </w:r>
             <w:proofErr w:type="spellEnd"/>
             <w:r>
@@ -18657,26 +18045,6 @@
                 <w:sz w:val="18"/>
                 <w:szCs w:val="18"/>
               </w:rPr>
-              <w:t xml:space="preserve"> adjuntos y para cada uno extrae en formato tabla: referencia bibliográfica, tipo de sensor, plataforma hardware, algoritmo utilizado, métrica principal (con valor numérico exacto), tamaño del </w:t>
-            </w:r>
-            <w:proofErr w:type="spellStart"/>
-            <w:r>
-              <w:rPr>
-                <w:b/>
-                <w:bCs/>
-                <w:sz w:val="18"/>
-                <w:szCs w:val="18"/>
-              </w:rPr>
-              <w:t>dataset</w:t>
-            </w:r>
-            <w:proofErr w:type="spellEnd"/>
-            <w:r>
-              <w:rPr>
-                <w:b/>
-                <w:bCs/>
-                <w:sz w:val="18"/>
-                <w:szCs w:val="18"/>
-              </w:rPr>
               <w:t>/validación, aplicación principal, y limitaciones reconocidas por los autores. Si algún campo no está disponible, indica N/D."</w:t>
             </w:r>
           </w:p>
@@ -18725,7 +18093,6 @@
               <w:t xml:space="preserve"> directamente en Claude.ai. Verifica cada dato extraído contra el </w:t>
             </w:r>
             <w:proofErr w:type="spellStart"/>
-            <w:proofErr w:type="gramStart"/>
             <w:r>
               <w:rPr>
                 <w:i/>
@@ -18736,7 +18103,6 @@
               <w:t>paper</w:t>
             </w:r>
             <w:proofErr w:type="spellEnd"/>
-            <w:proofErr w:type="gramEnd"/>
             <w:r>
               <w:rPr>
                 <w:i/>
@@ -18817,37 +18183,16 @@
                 <w:sz w:val="18"/>
                 <w:szCs w:val="18"/>
               </w:rPr>
-              <w:t xml:space="preserve"> </w:t>
-            </w:r>
-            <w:proofErr w:type="gramStart"/>
-            <w:r>
-              <w:rPr>
-                <w:b/>
-                <w:bCs/>
-                <w:color w:val="C55A11"/>
+              <w:t xml:space="preserve"> 4.2  </w:t>
+            </w:r>
+            <w:r>
+              <w:rPr>
+                <w:b/>
+                <w:bCs/>
                 <w:sz w:val="18"/>
                 <w:szCs w:val="18"/>
               </w:rPr>
-              <w:t xml:space="preserve">4.2  </w:t>
-            </w:r>
-            <w:r>
-              <w:rPr>
-                <w:b/>
-                <w:bCs/>
-                <w:sz w:val="18"/>
-                <w:szCs w:val="18"/>
-              </w:rPr>
-              <w:t>"</w:t>
-            </w:r>
-            <w:proofErr w:type="gramEnd"/>
-            <w:r>
-              <w:rPr>
-                <w:b/>
-                <w:bCs/>
-                <w:sz w:val="18"/>
-                <w:szCs w:val="18"/>
-              </w:rPr>
-              <w:t xml:space="preserve">De la tabla de datos que has extraído, identifica: (1) los 3 algoritmos más utilizados, (2) el rango de precisiones reportadas, (3) las limitaciones más recurrentes, (4) los vacíos de investigación que aparecen en varios </w:t>
+              <w:t xml:space="preserve">"De la tabla de datos que has extraído, identifica: (1) los 3 algoritmos más utilizados, (2) el rango de precisiones reportadas, (3) las limitaciones más recurrentes, (4) los vacíos de investigación que aparecen en varios </w:t>
             </w:r>
             <w:proofErr w:type="spellStart"/>
             <w:r>
@@ -18942,7 +18287,6 @@
               <w:t xml:space="preserve">Los modelos de IA pueden inventar datos numéricos o citas que no existen en el </w:t>
             </w:r>
             <w:proofErr w:type="spellStart"/>
-            <w:proofErr w:type="gramStart"/>
             <w:r>
               <w:rPr>
                 <w:sz w:val="18"/>
@@ -18951,7 +18295,6 @@
               <w:t>paper</w:t>
             </w:r>
             <w:proofErr w:type="spellEnd"/>
-            <w:proofErr w:type="gramEnd"/>
             <w:r>
               <w:rPr>
                 <w:sz w:val="18"/>
@@ -19765,27 +19108,7 @@
                 <w:sz w:val="17"/>
                 <w:szCs w:val="17"/>
               </w:rPr>
-              <w:t xml:space="preserve">La simulación permite controlar </w:t>
-            </w:r>
-            <w:proofErr w:type="gramStart"/>
-            <w:r>
-              <w:rPr>
-                <w:rFonts w:ascii="Calibri" w:eastAsia="Calibri" w:hAnsi="Calibri" w:cs="Calibri"/>
-                <w:color w:val="1E293B"/>
-                <w:sz w:val="17"/>
-                <w:szCs w:val="17"/>
-              </w:rPr>
-              <w:t>variables</w:t>
-            </w:r>
-            <w:proofErr w:type="gramEnd"/>
-            <w:r>
-              <w:rPr>
-                <w:rFonts w:ascii="Calibri" w:eastAsia="Calibri" w:hAnsi="Calibri" w:cs="Calibri"/>
-                <w:color w:val="1E293B"/>
-                <w:sz w:val="17"/>
-                <w:szCs w:val="17"/>
-              </w:rPr>
-              <w:t xml:space="preserve"> pero no captura variabilidad del mundo real (ruido ambiental, fallos hardware, comportamientos atípicos de usuarios). Un sistema validado solo en simulación tiene riesgo de sesgo muy alto al desplegarse en campo.</w:t>
+              <w:t>La simulación permite controlar variables pero no captura variabilidad del mundo real (ruido ambiental, fallos hardware, comportamientos atípicos de usuarios). Un sistema validado solo en simulación tiene riesgo de sesgo muy alto al desplegarse en campo.</w:t>
             </w:r>
           </w:p>
         </w:tc>
@@ -20747,7 +20070,6 @@
               <w:t xml:space="preserve"> más aceptable es el método más usado actualmente. Un </w:t>
             </w:r>
             <w:proofErr w:type="spellStart"/>
-            <w:proofErr w:type="gramStart"/>
             <w:r>
               <w:rPr>
                 <w:rFonts w:ascii="Calibri" w:eastAsia="Calibri" w:hAnsi="Calibri" w:cs="Calibri"/>
@@ -20758,7 +20080,6 @@
               <w:t>paper</w:t>
             </w:r>
             <w:proofErr w:type="spellEnd"/>
-            <w:proofErr w:type="gramEnd"/>
             <w:r>
               <w:rPr>
                 <w:rFonts w:ascii="Calibri" w:eastAsia="Calibri" w:hAnsi="Calibri" w:cs="Calibri"/>
@@ -20968,31 +20289,7 @@
                 <w:sz w:val="18"/>
                 <w:szCs w:val="18"/>
               </w:rPr>
-              <w:t>¿El código o protocolo experimental es reproducible (datos/</w:t>
-            </w:r>
-            <w:proofErr w:type="gramStart"/>
-            <w:r>
-              <w:rPr>
-                <w:rFonts w:ascii="Calibri" w:eastAsia="Calibri" w:hAnsi="Calibri" w:cs="Calibri"/>
-                <w:b/>
-                <w:bCs/>
-                <w:color w:val="1E293B"/>
-                <w:sz w:val="18"/>
-                <w:szCs w:val="18"/>
-              </w:rPr>
-              <w:t>código públicos</w:t>
-            </w:r>
-            <w:proofErr w:type="gramEnd"/>
-            <w:r>
-              <w:rPr>
-                <w:rFonts w:ascii="Calibri" w:eastAsia="Calibri" w:hAnsi="Calibri" w:cs="Calibri"/>
-                <w:b/>
-                <w:bCs/>
-                <w:color w:val="1E293B"/>
-                <w:sz w:val="18"/>
-                <w:szCs w:val="18"/>
-              </w:rPr>
-              <w:t>)?</w:t>
+              <w:t>¿El código o protocolo experimental es reproducible (datos/código públicos)?</w:t>
             </w:r>
           </w:p>
         </w:tc>
@@ -21159,27 +20456,7 @@
                 <w:sz w:val="16"/>
                 <w:szCs w:val="16"/>
               </w:rPr>
-              <w:t xml:space="preserve">, Chiang et al.) · P Metodología detallada sin </w:t>
-            </w:r>
-            <w:proofErr w:type="gramStart"/>
-            <w:r>
-              <w:rPr>
-                <w:rFonts w:ascii="Calibri" w:eastAsia="Calibri" w:hAnsi="Calibri" w:cs="Calibri"/>
-                <w:color w:val="1E293B"/>
-                <w:sz w:val="16"/>
-                <w:szCs w:val="16"/>
-              </w:rPr>
-              <w:t>código</w:t>
-            </w:r>
-            <w:proofErr w:type="gramEnd"/>
-            <w:r>
-              <w:rPr>
-                <w:rFonts w:ascii="Calibri" w:eastAsia="Calibri" w:hAnsi="Calibri" w:cs="Calibri"/>
-                <w:color w:val="1E293B"/>
-                <w:sz w:val="16"/>
-                <w:szCs w:val="16"/>
-              </w:rPr>
-              <w:t xml:space="preserve"> pero con parámetros exactos · </w:t>
+              <w:t xml:space="preserve">, Chiang et al.) · P Metodología detallada sin código pero con parámetros exactos · </w:t>
             </w:r>
             <w:r>
               <w:rPr>
@@ -21335,7 +20612,6 @@
               <w:t xml:space="preserve">Un </w:t>
             </w:r>
             <w:proofErr w:type="spellStart"/>
-            <w:proofErr w:type="gramStart"/>
             <w:r>
               <w:rPr>
                 <w:rFonts w:ascii="Calibri" w:eastAsia="Calibri" w:hAnsi="Calibri" w:cs="Calibri"/>
@@ -21346,7 +20622,6 @@
               <w:t>paper</w:t>
             </w:r>
             <w:proofErr w:type="spellEnd"/>
-            <w:proofErr w:type="gramEnd"/>
             <w:r>
               <w:rPr>
                 <w:rFonts w:ascii="Calibri" w:eastAsia="Calibri" w:hAnsi="Calibri" w:cs="Calibri"/>
@@ -21971,27 +21246,7 @@
                 <w:sz w:val="16"/>
                 <w:szCs w:val="16"/>
               </w:rPr>
-              <w:t xml:space="preserve">· P Solo menciona </w:t>
-            </w:r>
-            <w:proofErr w:type="gramStart"/>
-            <w:r>
-              <w:rPr>
-                <w:rFonts w:ascii="Calibri" w:eastAsia="Calibri" w:hAnsi="Calibri" w:cs="Calibri"/>
-                <w:color w:val="1E293B"/>
-                <w:sz w:val="16"/>
-                <w:szCs w:val="16"/>
-              </w:rPr>
-              <w:t>financiación</w:t>
-            </w:r>
-            <w:proofErr w:type="gramEnd"/>
-            <w:r>
-              <w:rPr>
-                <w:rFonts w:ascii="Calibri" w:eastAsia="Calibri" w:hAnsi="Calibri" w:cs="Calibri"/>
-                <w:color w:val="1E293B"/>
-                <w:sz w:val="16"/>
-                <w:szCs w:val="16"/>
-              </w:rPr>
-              <w:t xml:space="preserve"> pero no conflictos · </w:t>
+              <w:t xml:space="preserve">· P Solo menciona financiación pero no conflictos · </w:t>
             </w:r>
             <w:r>
               <w:rPr>
@@ -22037,12 +21292,10 @@
         <w:t xml:space="preserve">Para cada </w:t>
       </w:r>
       <w:proofErr w:type="spellStart"/>
-      <w:proofErr w:type="gramStart"/>
       <w:r>
         <w:t>paper</w:t>
       </w:r>
       <w:proofErr w:type="spellEnd"/>
-      <w:proofErr w:type="gramEnd"/>
       <w:r>
         <w:t xml:space="preserve"> incluido, se responde Sí/No/Parcial a los siguientes ítems:</w:t>
       </w:r>
@@ -23618,19 +22871,18 @@
                 <w:sz w:val="18"/>
                 <w:szCs w:val="18"/>
               </w:rPr>
-              <w:t xml:space="preserve"> </w:t>
-            </w:r>
-            <w:proofErr w:type="gramStart"/>
-            <w:r>
-              <w:rPr>
-                <w:b/>
-                <w:bCs/>
-                <w:color w:val="C55A11"/>
+              <w:t xml:space="preserve"> 5.1  </w:t>
+            </w:r>
+            <w:r>
+              <w:rPr>
+                <w:b/>
+                <w:bCs/>
                 <w:sz w:val="18"/>
                 <w:szCs w:val="18"/>
               </w:rPr>
-              <w:t xml:space="preserve">5.1  </w:t>
-            </w:r>
+              <w:t xml:space="preserve">"Lee el </w:t>
+            </w:r>
+            <w:proofErr w:type="spellStart"/>
             <w:r>
               <w:rPr>
                 <w:b/>
@@ -23638,9 +22890,9 @@
                 <w:sz w:val="18"/>
                 <w:szCs w:val="18"/>
               </w:rPr>
-              <w:t>"</w:t>
-            </w:r>
-            <w:proofErr w:type="gramEnd"/>
+              <w:t>paper</w:t>
+            </w:r>
+            <w:proofErr w:type="spellEnd"/>
             <w:r>
               <w:rPr>
                 <w:b/>
@@ -23648,10 +22900,9 @@
                 <w:sz w:val="18"/>
                 <w:szCs w:val="18"/>
               </w:rPr>
-              <w:t xml:space="preserve">Lee el </w:t>
+              <w:t xml:space="preserve"> adjunto y evalúa cada uno de los siguientes 8 ítems con respuesta Sí / Parcial / No y una justificación de 1-2 frases basada exclusivamente en lo que dice el </w:t>
             </w:r>
             <w:proofErr w:type="spellStart"/>
-            <w:proofErr w:type="gramStart"/>
             <w:r>
               <w:rPr>
                 <w:b/>
@@ -23662,7 +22913,6 @@
               <w:t>paper</w:t>
             </w:r>
             <w:proofErr w:type="spellEnd"/>
-            <w:proofErr w:type="gramEnd"/>
             <w:r>
               <w:rPr>
                 <w:b/>
@@ -23670,10 +22920,9 @@
                 <w:sz w:val="18"/>
                 <w:szCs w:val="18"/>
               </w:rPr>
-              <w:t xml:space="preserve"> adjunto y evalúa cada uno de los siguientes 8 ítems con respuesta Sí / Parcial / No y una justificación de 1-2 frases basada exclusivamente en lo que dice el </w:t>
+              <w:t xml:space="preserve">:  1. ¿Se valida con datos reales?  2. ¿Muestra suficiente?  3. ¿Métricas estándar? 4. ¿Hay </w:t>
             </w:r>
             <w:proofErr w:type="spellStart"/>
-            <w:proofErr w:type="gramStart"/>
             <w:r>
               <w:rPr>
                 <w:b/>
@@ -23681,10 +22930,9 @@
                 <w:sz w:val="18"/>
                 <w:szCs w:val="18"/>
               </w:rPr>
-              <w:t>paper</w:t>
+              <w:t>baseline</w:t>
             </w:r>
             <w:proofErr w:type="spellEnd"/>
-            <w:proofErr w:type="gramEnd"/>
             <w:r>
               <w:rPr>
                 <w:b/>
@@ -23692,7 +22940,7 @@
                 <w:sz w:val="18"/>
                 <w:szCs w:val="18"/>
               </w:rPr>
-              <w:t xml:space="preserve">:  1. ¿Se valida con datos reales?  2. ¿Muestra suficiente?  3. ¿Métricas estándar? 4. ¿Hay </w:t>
+              <w:t xml:space="preserve">?  5. ¿Reproducible?  6. ¿Limitaciones declaradas? 7. ¿Generalizable?  8. ¿Conflictos de interés declarados?  Devuelve el resultado en formato tabla. Si el </w:t>
             </w:r>
             <w:proofErr w:type="spellStart"/>
             <w:r>
@@ -23702,7 +22950,7 @@
                 <w:sz w:val="18"/>
                 <w:szCs w:val="18"/>
               </w:rPr>
-              <w:t>baseline</w:t>
+              <w:t>paper</w:t>
             </w:r>
             <w:proofErr w:type="spellEnd"/>
             <w:r>
@@ -23712,28 +22960,6 @@
                 <w:sz w:val="18"/>
                 <w:szCs w:val="18"/>
               </w:rPr>
-              <w:t xml:space="preserve">?  5. ¿Reproducible?  6. ¿Limitaciones declaradas? 7. ¿Generalizable?  8. ¿Conflictos de interés declarados?  Devuelve el resultado en formato tabla. Si el </w:t>
-            </w:r>
-            <w:proofErr w:type="spellStart"/>
-            <w:proofErr w:type="gramStart"/>
-            <w:r>
-              <w:rPr>
-                <w:b/>
-                <w:bCs/>
-                <w:sz w:val="18"/>
-                <w:szCs w:val="18"/>
-              </w:rPr>
-              <w:t>paper</w:t>
-            </w:r>
-            <w:proofErr w:type="spellEnd"/>
-            <w:proofErr w:type="gramEnd"/>
-            <w:r>
-              <w:rPr>
-                <w:b/>
-                <w:bCs/>
-                <w:sz w:val="18"/>
-                <w:szCs w:val="18"/>
-              </w:rPr>
               <w:t xml:space="preserve"> no menciona explícitamente un punto, responde No."</w:t>
             </w:r>
           </w:p>
@@ -23767,7 +22993,6 @@
               <w:t xml:space="preserve">Realiza este análisis para cada </w:t>
             </w:r>
             <w:proofErr w:type="spellStart"/>
-            <w:proofErr w:type="gramStart"/>
             <w:r>
               <w:rPr>
                 <w:i/>
@@ -23778,7 +23003,6 @@
               <w:t>paper</w:t>
             </w:r>
             <w:proofErr w:type="spellEnd"/>
-            <w:proofErr w:type="gramEnd"/>
             <w:r>
               <w:rPr>
                 <w:i/>
@@ -24144,17 +23368,7 @@
                 <w:sz w:val="17"/>
                 <w:szCs w:val="17"/>
               </w:rPr>
-              <w:t xml:space="preserve">  </w:t>
-            </w:r>
-            <w:proofErr w:type="gramStart"/>
-            <w:r>
-              <w:rPr>
-                <w:rFonts w:ascii="Calibri" w:eastAsia="Calibri" w:hAnsi="Calibri" w:cs="Calibri"/>
-                <w:color w:val="64748B"/>
-                <w:sz w:val="17"/>
-                <w:szCs w:val="17"/>
-              </w:rPr>
-              <w:t xml:space="preserve">·  </w:t>
+              <w:t xml:space="preserve">  ·  </w:t>
             </w:r>
             <w:r>
               <w:rPr>
@@ -24167,7 +23381,6 @@
               </w:rPr>
               <w:t>✗</w:t>
             </w:r>
-            <w:proofErr w:type="gramEnd"/>
             <w:r>
               <w:rPr>
                 <w:rFonts w:ascii="Calibri" w:eastAsia="Calibri" w:hAnsi="Calibri" w:cs="Calibri"/>
@@ -24206,17 +23419,7 @@
                 <w:sz w:val="17"/>
                 <w:szCs w:val="17"/>
               </w:rPr>
-              <w:t xml:space="preserve">  </w:t>
-            </w:r>
-            <w:proofErr w:type="gramStart"/>
-            <w:r>
-              <w:rPr>
-                <w:rFonts w:ascii="Calibri" w:eastAsia="Calibri" w:hAnsi="Calibri" w:cs="Calibri"/>
-                <w:color w:val="64748B"/>
-                <w:sz w:val="17"/>
-                <w:szCs w:val="17"/>
-              </w:rPr>
-              <w:t xml:space="preserve">·  </w:t>
+              <w:t xml:space="preserve">  ·  </w:t>
             </w:r>
             <w:r>
               <w:rPr>
@@ -24229,7 +23432,6 @@
               </w:rPr>
               <w:t>✓</w:t>
             </w:r>
-            <w:proofErr w:type="gramEnd"/>
             <w:r>
               <w:rPr>
                 <w:rFonts w:ascii="Calibri" w:eastAsia="Calibri" w:hAnsi="Calibri" w:cs="Calibri"/>
@@ -24268,17 +23470,7 @@
                 <w:sz w:val="17"/>
                 <w:szCs w:val="17"/>
               </w:rPr>
-              <w:t xml:space="preserve">  </w:t>
-            </w:r>
-            <w:proofErr w:type="gramStart"/>
-            <w:r>
-              <w:rPr>
-                <w:rFonts w:ascii="Calibri" w:eastAsia="Calibri" w:hAnsi="Calibri" w:cs="Calibri"/>
-                <w:color w:val="64748B"/>
-                <w:sz w:val="17"/>
-                <w:szCs w:val="17"/>
-              </w:rPr>
-              <w:t xml:space="preserve">·  </w:t>
+              <w:t xml:space="preserve">  ·  </w:t>
             </w:r>
             <w:r>
               <w:rPr>
@@ -24291,7 +23483,6 @@
               </w:rPr>
               <w:t>✓</w:t>
             </w:r>
-            <w:proofErr w:type="gramEnd"/>
             <w:r>
               <w:rPr>
                 <w:rFonts w:ascii="Calibri" w:eastAsia="Calibri" w:hAnsi="Calibri" w:cs="Calibri"/>
@@ -24354,17 +23545,7 @@
                 <w:sz w:val="17"/>
                 <w:szCs w:val="17"/>
               </w:rPr>
-              <w:t xml:space="preserve">  </w:t>
-            </w:r>
-            <w:proofErr w:type="gramStart"/>
-            <w:r>
-              <w:rPr>
-                <w:rFonts w:ascii="Calibri" w:eastAsia="Calibri" w:hAnsi="Calibri" w:cs="Calibri"/>
-                <w:color w:val="64748B"/>
-                <w:sz w:val="17"/>
-                <w:szCs w:val="17"/>
-              </w:rPr>
-              <w:t xml:space="preserve">·  </w:t>
+              <w:t xml:space="preserve">  ·  </w:t>
             </w:r>
             <w:r>
               <w:rPr>
@@ -24377,7 +23558,6 @@
               </w:rPr>
               <w:t>✗</w:t>
             </w:r>
-            <w:proofErr w:type="gramEnd"/>
             <w:r>
               <w:rPr>
                 <w:rFonts w:ascii="Calibri" w:eastAsia="Calibri" w:hAnsi="Calibri" w:cs="Calibri"/>
@@ -24440,17 +23620,7 @@
                 <w:sz w:val="17"/>
                 <w:szCs w:val="17"/>
               </w:rPr>
-              <w:t xml:space="preserve">  </w:t>
-            </w:r>
-            <w:proofErr w:type="gramStart"/>
-            <w:r>
-              <w:rPr>
-                <w:rFonts w:ascii="Calibri" w:eastAsia="Calibri" w:hAnsi="Calibri" w:cs="Calibri"/>
-                <w:color w:val="64748B"/>
-                <w:sz w:val="17"/>
-                <w:szCs w:val="17"/>
-              </w:rPr>
-              <w:t xml:space="preserve">·  </w:t>
+              <w:t xml:space="preserve">  ·  </w:t>
             </w:r>
             <w:r>
               <w:rPr>
@@ -24463,7 +23633,6 @@
               </w:rPr>
               <w:t>✗</w:t>
             </w:r>
-            <w:proofErr w:type="gramEnd"/>
             <w:r>
               <w:rPr>
                 <w:rFonts w:ascii="Calibri" w:eastAsia="Calibri" w:hAnsi="Calibri" w:cs="Calibri"/>
@@ -24526,17 +23695,7 @@
                 <w:sz w:val="17"/>
                 <w:szCs w:val="17"/>
               </w:rPr>
-              <w:t xml:space="preserve">  </w:t>
-            </w:r>
-            <w:proofErr w:type="gramStart"/>
-            <w:r>
-              <w:rPr>
-                <w:rFonts w:ascii="Calibri" w:eastAsia="Calibri" w:hAnsi="Calibri" w:cs="Calibri"/>
-                <w:color w:val="64748B"/>
-                <w:sz w:val="17"/>
-                <w:szCs w:val="17"/>
-              </w:rPr>
-              <w:t xml:space="preserve">·  </w:t>
+              <w:t xml:space="preserve">  ·  </w:t>
             </w:r>
             <w:r>
               <w:rPr>
@@ -24549,7 +23708,6 @@
               </w:rPr>
               <w:t>✗</w:t>
             </w:r>
-            <w:proofErr w:type="gramEnd"/>
             <w:r>
               <w:rPr>
                 <w:rFonts w:ascii="Calibri" w:eastAsia="Calibri" w:hAnsi="Calibri" w:cs="Calibri"/>
@@ -24588,17 +23746,7 @@
                 <w:sz w:val="17"/>
                 <w:szCs w:val="17"/>
               </w:rPr>
-              <w:t xml:space="preserve">  </w:t>
-            </w:r>
-            <w:proofErr w:type="gramStart"/>
-            <w:r>
-              <w:rPr>
-                <w:rFonts w:ascii="Calibri" w:eastAsia="Calibri" w:hAnsi="Calibri" w:cs="Calibri"/>
-                <w:color w:val="64748B"/>
-                <w:sz w:val="17"/>
-                <w:szCs w:val="17"/>
-              </w:rPr>
-              <w:t xml:space="preserve">·  </w:t>
+              <w:t xml:space="preserve">  ·  </w:t>
             </w:r>
             <w:r>
               <w:rPr>
@@ -24611,7 +23759,6 @@
               </w:rPr>
               <w:t>✗</w:t>
             </w:r>
-            <w:proofErr w:type="gramEnd"/>
             <w:r>
               <w:rPr>
                 <w:rFonts w:ascii="Calibri" w:eastAsia="Calibri" w:hAnsi="Calibri" w:cs="Calibri"/>
@@ -24845,17 +23992,7 @@
                 <w:sz w:val="17"/>
                 <w:szCs w:val="17"/>
               </w:rPr>
-              <w:t xml:space="preserve">  </w:t>
-            </w:r>
-            <w:proofErr w:type="gramStart"/>
-            <w:r>
-              <w:rPr>
-                <w:rFonts w:ascii="Calibri" w:eastAsia="Calibri" w:hAnsi="Calibri" w:cs="Calibri"/>
-                <w:color w:val="64748B"/>
-                <w:sz w:val="17"/>
-                <w:szCs w:val="17"/>
-              </w:rPr>
-              <w:t xml:space="preserve">·  </w:t>
+              <w:t xml:space="preserve">  ·  </w:t>
             </w:r>
             <w:r>
               <w:rPr>
@@ -24868,7 +24005,6 @@
               </w:rPr>
               <w:t>✓</w:t>
             </w:r>
-            <w:proofErr w:type="gramEnd"/>
             <w:r>
               <w:rPr>
                 <w:rFonts w:ascii="Calibri" w:eastAsia="Calibri" w:hAnsi="Calibri" w:cs="Calibri"/>
@@ -24918,17 +24054,7 @@
                 <w:sz w:val="17"/>
                 <w:szCs w:val="17"/>
               </w:rPr>
-              <w:t xml:space="preserve">  </w:t>
-            </w:r>
-            <w:proofErr w:type="gramStart"/>
-            <w:r>
-              <w:rPr>
-                <w:rFonts w:ascii="Calibri" w:eastAsia="Calibri" w:hAnsi="Calibri" w:cs="Calibri"/>
-                <w:color w:val="64748B"/>
-                <w:sz w:val="17"/>
-                <w:szCs w:val="17"/>
-              </w:rPr>
-              <w:t xml:space="preserve">·  </w:t>
+              <w:t xml:space="preserve">  ·  </w:t>
             </w:r>
             <w:r>
               <w:rPr>
@@ -24941,7 +24067,6 @@
               </w:rPr>
               <w:t>✓</w:t>
             </w:r>
-            <w:proofErr w:type="gramEnd"/>
             <w:r>
               <w:rPr>
                 <w:rFonts w:ascii="Calibri" w:eastAsia="Calibri" w:hAnsi="Calibri" w:cs="Calibri"/>
@@ -24980,17 +24105,7 @@
                 <w:sz w:val="17"/>
                 <w:szCs w:val="17"/>
               </w:rPr>
-              <w:t xml:space="preserve">  </w:t>
-            </w:r>
-            <w:proofErr w:type="gramStart"/>
-            <w:r>
-              <w:rPr>
-                <w:rFonts w:ascii="Calibri" w:eastAsia="Calibri" w:hAnsi="Calibri" w:cs="Calibri"/>
-                <w:color w:val="64748B"/>
-                <w:sz w:val="17"/>
-                <w:szCs w:val="17"/>
-              </w:rPr>
-              <w:t xml:space="preserve">·  </w:t>
+              <w:t xml:space="preserve">  ·  </w:t>
             </w:r>
             <w:r>
               <w:rPr>
@@ -25003,7 +24118,6 @@
               </w:rPr>
               <w:t>✓</w:t>
             </w:r>
-            <w:proofErr w:type="gramEnd"/>
             <w:r>
               <w:rPr>
                 <w:rFonts w:ascii="Calibri" w:eastAsia="Calibri" w:hAnsi="Calibri" w:cs="Calibri"/>
@@ -25066,17 +24180,7 @@
                 <w:sz w:val="17"/>
                 <w:szCs w:val="17"/>
               </w:rPr>
-              <w:t xml:space="preserve">  </w:t>
-            </w:r>
-            <w:proofErr w:type="gramStart"/>
-            <w:r>
-              <w:rPr>
-                <w:rFonts w:ascii="Calibri" w:eastAsia="Calibri" w:hAnsi="Calibri" w:cs="Calibri"/>
-                <w:color w:val="64748B"/>
-                <w:sz w:val="17"/>
-                <w:szCs w:val="17"/>
-              </w:rPr>
-              <w:t xml:space="preserve">·  </w:t>
+              <w:t xml:space="preserve">  ·  </w:t>
             </w:r>
             <w:r>
               <w:rPr>
@@ -25089,7 +24193,6 @@
               </w:rPr>
               <w:t>✗</w:t>
             </w:r>
-            <w:proofErr w:type="gramEnd"/>
             <w:r>
               <w:rPr>
                 <w:rFonts w:ascii="Calibri" w:eastAsia="Calibri" w:hAnsi="Calibri" w:cs="Calibri"/>
@@ -25152,17 +24255,7 @@
                 <w:sz w:val="17"/>
                 <w:szCs w:val="17"/>
               </w:rPr>
-              <w:t xml:space="preserve">  </w:t>
-            </w:r>
-            <w:proofErr w:type="gramStart"/>
-            <w:r>
-              <w:rPr>
-                <w:rFonts w:ascii="Calibri" w:eastAsia="Calibri" w:hAnsi="Calibri" w:cs="Calibri"/>
-                <w:color w:val="64748B"/>
-                <w:sz w:val="17"/>
-                <w:szCs w:val="17"/>
-              </w:rPr>
-              <w:t xml:space="preserve">·  </w:t>
+              <w:t xml:space="preserve">  ·  </w:t>
             </w:r>
             <w:r>
               <w:rPr>
@@ -25175,7 +24268,6 @@
               </w:rPr>
               <w:t>✓</w:t>
             </w:r>
-            <w:proofErr w:type="gramEnd"/>
             <w:r>
               <w:rPr>
                 <w:rFonts w:ascii="Calibri" w:eastAsia="Calibri" w:hAnsi="Calibri" w:cs="Calibri"/>
@@ -25238,17 +24330,7 @@
                 <w:sz w:val="17"/>
                 <w:szCs w:val="17"/>
               </w:rPr>
-              <w:t xml:space="preserve">  </w:t>
-            </w:r>
-            <w:proofErr w:type="gramStart"/>
-            <w:r>
-              <w:rPr>
-                <w:rFonts w:ascii="Calibri" w:eastAsia="Calibri" w:hAnsi="Calibri" w:cs="Calibri"/>
-                <w:color w:val="64748B"/>
-                <w:sz w:val="17"/>
-                <w:szCs w:val="17"/>
-              </w:rPr>
-              <w:t xml:space="preserve">·  </w:t>
+              <w:t xml:space="preserve">  ·  </w:t>
             </w:r>
             <w:r>
               <w:rPr>
@@ -25261,7 +24343,6 @@
               </w:rPr>
               <w:t>◑</w:t>
             </w:r>
-            <w:proofErr w:type="gramEnd"/>
             <w:r>
               <w:rPr>
                 <w:rFonts w:ascii="Calibri" w:eastAsia="Calibri" w:hAnsi="Calibri" w:cs="Calibri"/>
@@ -25300,17 +24381,7 @@
                 <w:sz w:val="17"/>
                 <w:szCs w:val="17"/>
               </w:rPr>
-              <w:t xml:space="preserve">  </w:t>
-            </w:r>
-            <w:proofErr w:type="gramStart"/>
-            <w:r>
-              <w:rPr>
-                <w:rFonts w:ascii="Calibri" w:eastAsia="Calibri" w:hAnsi="Calibri" w:cs="Calibri"/>
-                <w:color w:val="64748B"/>
-                <w:sz w:val="17"/>
-                <w:szCs w:val="17"/>
-              </w:rPr>
-              <w:t xml:space="preserve">·  </w:t>
+              <w:t xml:space="preserve">  ·  </w:t>
             </w:r>
             <w:r>
               <w:rPr>
@@ -25323,7 +24394,6 @@
               </w:rPr>
               <w:t>✗</w:t>
             </w:r>
-            <w:proofErr w:type="gramEnd"/>
             <w:r>
               <w:rPr>
                 <w:rFonts w:ascii="Calibri" w:eastAsia="Calibri" w:hAnsi="Calibri" w:cs="Calibri"/>
@@ -28435,12 +27505,10 @@
               <w:t xml:space="preserve">El </w:t>
             </w:r>
             <w:proofErr w:type="spellStart"/>
-            <w:proofErr w:type="gramStart"/>
             <w:r>
               <w:t>paper</w:t>
             </w:r>
             <w:proofErr w:type="spellEnd"/>
-            <w:proofErr w:type="gramEnd"/>
             <w:r>
               <w:t xml:space="preserve"> no responde a la pregunta del PICOS: contexto, tecnología o aplicación diferente a los definidos.</w:t>
             </w:r>
@@ -28658,22 +27726,18 @@
               <w:t xml:space="preserve">El </w:t>
             </w:r>
             <w:proofErr w:type="spellStart"/>
-            <w:proofErr w:type="gramStart"/>
             <w:r>
               <w:t>paper</w:t>
             </w:r>
             <w:proofErr w:type="spellEnd"/>
-            <w:proofErr w:type="gramEnd"/>
             <w:r>
               <w:t xml:space="preserve"> no guarda relación temática con el </w:t>
             </w:r>
             <w:proofErr w:type="spellStart"/>
-            <w:proofErr w:type="gramStart"/>
             <w:r>
               <w:t>EdC</w:t>
             </w:r>
             <w:proofErr w:type="spellEnd"/>
-            <w:proofErr w:type="gramEnd"/>
             <w:r>
               <w:t xml:space="preserve"> aunque el título pueda parecer relevante a primera vista.</w:t>
             </w:r>
@@ -28883,22 +27947,18 @@
               <w:t xml:space="preserve">Al leer el texto completo se confirma que el </w:t>
             </w:r>
             <w:proofErr w:type="spellStart"/>
-            <w:proofErr w:type="gramStart"/>
             <w:r>
               <w:t>paper</w:t>
             </w:r>
             <w:proofErr w:type="spellEnd"/>
-            <w:proofErr w:type="gramEnd"/>
             <w:r>
               <w:t xml:space="preserve"> no responde a la pregunta PICOS pese a parecer relevante en el </w:t>
             </w:r>
             <w:proofErr w:type="spellStart"/>
-            <w:proofErr w:type="gramStart"/>
             <w:r>
               <w:t>abstract</w:t>
             </w:r>
             <w:proofErr w:type="spellEnd"/>
-            <w:proofErr w:type="gramEnd"/>
             <w:r>
               <w:t>.</w:t>
             </w:r>
@@ -29376,12 +28436,10 @@
               <w:t xml:space="preserve">El tamaño de muestra es insuficiente para las conclusiones (&lt; 10 sujetos / &lt; 500 eventos) O el </w:t>
             </w:r>
             <w:proofErr w:type="spellStart"/>
-            <w:proofErr w:type="gramStart"/>
             <w:r>
               <w:t>paper</w:t>
             </w:r>
             <w:proofErr w:type="spellEnd"/>
-            <w:proofErr w:type="gramEnd"/>
             <w:r>
               <w:t xml:space="preserve"> no reporta comparación con ningún </w:t>
             </w:r>
@@ -30133,22 +29191,12 @@
               <w:t xml:space="preserve">El </w:t>
             </w:r>
             <w:proofErr w:type="spellStart"/>
-            <w:proofErr w:type="gramStart"/>
             <w:r>
               <w:t>paper</w:t>
             </w:r>
             <w:proofErr w:type="spellEnd"/>
-            <w:proofErr w:type="gramEnd"/>
-            <w:r>
-              <w:t xml:space="preserve"> es una revisión sistemática ya publicada sobre el mismo tema. Se excluye del análisis </w:t>
-            </w:r>
-            <w:proofErr w:type="gramStart"/>
-            <w:r>
-              <w:t>primario</w:t>
-            </w:r>
-            <w:proofErr w:type="gramEnd"/>
-            <w:r>
-              <w:t xml:space="preserve"> pero puede citarse en la Introducción.</w:t>
+            <w:r>
+              <w:t xml:space="preserve"> es una revisión sistemática ya publicada sobre el mismo tema. Se excluye del análisis primario pero puede citarse en la Introducción.</w:t>
             </w:r>
           </w:p>
         </w:tc>
@@ -30180,23 +29228,7 @@
                 <w:i/>
                 <w:iCs/>
               </w:rPr>
-              <w:t xml:space="preserve">Revisión de 2022 sobre sensores IMU para detección de caídas. </w:t>
-            </w:r>
-            <w:proofErr w:type="gramStart"/>
-            <w:r>
-              <w:rPr>
-                <w:i/>
-                <w:iCs/>
-              </w:rPr>
-              <w:t>Meta-análisis</w:t>
-            </w:r>
-            <w:proofErr w:type="gramEnd"/>
-            <w:r>
-              <w:rPr>
-                <w:i/>
-                <w:iCs/>
-              </w:rPr>
-              <w:t xml:space="preserve"> sobre algoritmos de filtrado ECG.</w:t>
+              <w:t>Revisión de 2022 sobre sensores IMU para detección de caídas. Meta-análisis sobre algoritmos de filtrado ECG.</w:t>
             </w:r>
           </w:p>
         </w:tc>
@@ -31237,37 +30269,16 @@
                 <w:sz w:val="18"/>
                 <w:szCs w:val="18"/>
               </w:rPr>
-              <w:t xml:space="preserve"> </w:t>
-            </w:r>
-            <w:proofErr w:type="gramStart"/>
-            <w:r>
-              <w:rPr>
-                <w:b/>
-                <w:bCs/>
-                <w:color w:val="C55A11"/>
+              <w:t xml:space="preserve"> 6.1  </w:t>
+            </w:r>
+            <w:r>
+              <w:rPr>
+                <w:b/>
+                <w:bCs/>
                 <w:sz w:val="18"/>
                 <w:szCs w:val="18"/>
               </w:rPr>
-              <w:t xml:space="preserve">6.1  </w:t>
-            </w:r>
-            <w:r>
-              <w:rPr>
-                <w:b/>
-                <w:bCs/>
-                <w:sz w:val="18"/>
-                <w:szCs w:val="18"/>
-              </w:rPr>
-              <w:t>"</w:t>
-            </w:r>
-            <w:proofErr w:type="gramEnd"/>
-            <w:r>
-              <w:rPr>
-                <w:b/>
-                <w:bCs/>
-                <w:sz w:val="18"/>
-                <w:szCs w:val="18"/>
-              </w:rPr>
-              <w:t>A partir de esta tabla de datos extraídos [adjuntar tabla], redacta la sección de Resultados de un artículo de revisión en estilo IEEE. Organiza la información por tipo de sensor (inductivo, magnético, óptico, acústico). Para cada categoría: describe el principio de funcionamiento, presenta los estudios analizados con sus métricas, y señala las ventajas e inconvenientes. Usa un tono académico neutro en tercera persona."</w:t>
+              <w:t>"A partir de esta tabla de datos extraídos [adjuntar tabla], redacta la sección de Resultados de un artículo de revisión en estilo IEEE. Organiza la información por tipo de sensor (inductivo, magnético, óptico, acústico). Para cada categoría: describe el principio de funcionamiento, presenta los estudios analizados con sus métricas, y señala las ventajas e inconvenientes. Usa un tono académico neutro en tercera persona."</w:t>
             </w:r>
           </w:p>
           <w:p>
@@ -31365,37 +30376,16 @@
                 <w:sz w:val="18"/>
                 <w:szCs w:val="18"/>
               </w:rPr>
-              <w:t xml:space="preserve"> </w:t>
-            </w:r>
-            <w:proofErr w:type="gramStart"/>
-            <w:r>
-              <w:rPr>
-                <w:b/>
-                <w:bCs/>
-                <w:color w:val="C55A11"/>
+              <w:t xml:space="preserve"> 6.2  </w:t>
+            </w:r>
+            <w:r>
+              <w:rPr>
+                <w:b/>
+                <w:bCs/>
                 <w:sz w:val="18"/>
                 <w:szCs w:val="18"/>
               </w:rPr>
-              <w:t xml:space="preserve">6.2  </w:t>
-            </w:r>
-            <w:r>
-              <w:rPr>
-                <w:b/>
-                <w:bCs/>
-                <w:sz w:val="18"/>
-                <w:szCs w:val="18"/>
-              </w:rPr>
-              <w:t>"</w:t>
-            </w:r>
-            <w:proofErr w:type="gramEnd"/>
-            <w:r>
-              <w:rPr>
-                <w:b/>
-                <w:bCs/>
-                <w:sz w:val="18"/>
-                <w:szCs w:val="18"/>
-              </w:rPr>
-              <w:t>Lee el siguiente borrador de la sección de Discusión [pegar texto]. Identifica: (1) afirmaciones no respaldadas por datos, (2) vacíos en el argumento, (3) comparaciones que faltan con la literatura. Sugiere mejoras concretas."</w:t>
+              <w:t>"Lee el siguiente borrador de la sección de Discusión [pegar texto]. Identifica: (1) afirmaciones no respaldadas por datos, (2) vacíos en el argumento, (3) comparaciones que faltan con la literatura. Sugiere mejoras concretas."</w:t>
             </w:r>
           </w:p>
         </w:tc>
@@ -31468,37 +30458,16 @@
                 <w:sz w:val="18"/>
                 <w:szCs w:val="18"/>
               </w:rPr>
-              <w:t xml:space="preserve"> </w:t>
-            </w:r>
-            <w:proofErr w:type="gramStart"/>
-            <w:r>
-              <w:rPr>
-                <w:b/>
-                <w:bCs/>
-                <w:color w:val="C55A11"/>
+              <w:t xml:space="preserve"> 6.3  </w:t>
+            </w:r>
+            <w:r>
+              <w:rPr>
+                <w:b/>
+                <w:bCs/>
                 <w:sz w:val="18"/>
                 <w:szCs w:val="18"/>
               </w:rPr>
-              <w:t xml:space="preserve">6.3  </w:t>
-            </w:r>
-            <w:r>
-              <w:rPr>
-                <w:b/>
-                <w:bCs/>
-                <w:sz w:val="18"/>
-                <w:szCs w:val="18"/>
-              </w:rPr>
-              <w:t>"</w:t>
-            </w:r>
-            <w:proofErr w:type="gramEnd"/>
-            <w:r>
-              <w:rPr>
-                <w:b/>
-                <w:bCs/>
-                <w:sz w:val="18"/>
-                <w:szCs w:val="18"/>
-              </w:rPr>
-              <w:t xml:space="preserve">Tengo estas referencias en formato </w:t>
+              <w:t xml:space="preserve">"Tengo estas referencias en formato </w:t>
             </w:r>
             <w:proofErr w:type="spellStart"/>
             <w:r>
@@ -31596,12 +30565,10 @@
         <w:t xml:space="preserve">El </w:t>
       </w:r>
       <w:proofErr w:type="spellStart"/>
-      <w:proofErr w:type="gramStart"/>
       <w:r>
         <w:t>abstract</w:t>
       </w:r>
       <w:proofErr w:type="spellEnd"/>
-      <w:proofErr w:type="gramEnd"/>
       <w:r>
         <w:t xml:space="preserve"> responde claramente a la pregunta PICOS</w:t>
       </w:r>
@@ -33143,9 +32110,9 @@
                 <w:sz w:val="14"/>
                 <w:szCs w:val="14"/>
               </w:rPr>
-              <w:t xml:space="preserve">: más </w:t>
-            </w:r>
-            <w:proofErr w:type="gramStart"/>
+              <w:t xml:space="preserve">: más rápido pero menos flexible. Claude: más flexible pero requiere </w:t>
+            </w:r>
+            <w:proofErr w:type="spellStart"/>
             <w:r>
               <w:rPr>
                 <w:rFonts w:ascii="Calibri" w:eastAsia="Calibri" w:hAnsi="Calibri" w:cs="Calibri"/>
@@ -33155,9 +32122,9 @@
                 <w:sz w:val="14"/>
                 <w:szCs w:val="14"/>
               </w:rPr>
-              <w:t>rápido</w:t>
-            </w:r>
-            <w:proofErr w:type="gramEnd"/>
+              <w:t>prompt</w:t>
+            </w:r>
+            <w:proofErr w:type="spellEnd"/>
             <w:r>
               <w:rPr>
                 <w:rFonts w:ascii="Calibri" w:eastAsia="Calibri" w:hAnsi="Calibri" w:cs="Calibri"/>
@@ -33167,9 +32134,9 @@
                 <w:sz w:val="14"/>
                 <w:szCs w:val="14"/>
               </w:rPr>
-              <w:t xml:space="preserve"> pero menos flexible. Claude: más </w:t>
-            </w:r>
-            <w:proofErr w:type="gramStart"/>
+              <w:t xml:space="preserve"> cuidadoso. Usa el </w:t>
+            </w:r>
+            <w:proofErr w:type="spellStart"/>
             <w:r>
               <w:rPr>
                 <w:rFonts w:ascii="Calibri" w:eastAsia="Calibri" w:hAnsi="Calibri" w:cs="Calibri"/>
@@ -33179,9 +32146,9 @@
                 <w:sz w:val="14"/>
                 <w:szCs w:val="14"/>
               </w:rPr>
-              <w:t>flexible</w:t>
-            </w:r>
-            <w:proofErr w:type="gramEnd"/>
+              <w:t>prompt</w:t>
+            </w:r>
+            <w:proofErr w:type="spellEnd"/>
             <w:r>
               <w:rPr>
                 <w:rFonts w:ascii="Calibri" w:eastAsia="Calibri" w:hAnsi="Calibri" w:cs="Calibri"/>
@@ -33191,9 +32158,231 @@
                 <w:sz w:val="14"/>
                 <w:szCs w:val="14"/>
               </w:rPr>
-              <w:t xml:space="preserve"> pero requiere </w:t>
-            </w:r>
+              <w:t xml:space="preserve"> del Paso 4 de la guía.</w:t>
+            </w:r>
+          </w:p>
+        </w:tc>
+      </w:tr>
+      <w:tr>
+        <w:tc>
+          <w:tcPr>
+            <w:tcW w:w="986" w:type="dxa"/>
+            <w:tcBorders>
+              <w:top w:val="single" w:sz="4" w:space="0" w:color="006D77"/>
+              <w:left w:val="single" w:sz="4" w:space="0" w:color="006D77"/>
+              <w:bottom w:val="single" w:sz="4" w:space="0" w:color="006D77"/>
+              <w:right w:val="single" w:sz="4" w:space="0" w:color="006D77"/>
+            </w:tcBorders>
+            <w:shd w:val="clear" w:color="auto" w:fill="006D77"/>
+            <w:tcMar>
+              <w:top w:w="80" w:type="dxa"/>
+              <w:left w:w="60" w:type="dxa"/>
+              <w:bottom w:w="80" w:type="dxa"/>
+              <w:right w:w="60" w:type="dxa"/>
+            </w:tcMar>
+            <w:vAlign w:val="center"/>
+            <w:hideMark/>
+          </w:tcPr>
+          <w:p>
+            <w:pPr>
+              <w:jc w:val="center"/>
+              <w:rPr>
+                <w:rFonts w:ascii="Calibri" w:eastAsia="Calibri" w:hAnsi="Calibri" w:cs="Calibri"/>
+              </w:rPr>
+            </w:pPr>
+            <w:r>
+              <w:rPr>
+                <w:rFonts w:ascii="Calibri" w:eastAsia="Calibri" w:hAnsi="Calibri" w:cs="Calibri"/>
+                <w:b/>
+                <w:bCs/>
+                <w:color w:val="FFFFFF"/>
+                <w:sz w:val="15"/>
+                <w:szCs w:val="15"/>
+              </w:rPr>
+              <w:t>Paso 4b Verificación</w:t>
+            </w:r>
+          </w:p>
+        </w:tc>
+        <w:tc>
+          <w:tcPr>
+            <w:tcW w:w="1045" w:type="dxa"/>
+            <w:tcBorders>
+              <w:top w:val="single" w:sz="4" w:space="0" w:color="D0DCF0"/>
+              <w:left w:val="single" w:sz="4" w:space="0" w:color="D0DCF0"/>
+              <w:bottom w:val="single" w:sz="4" w:space="0" w:color="D0DCF0"/>
+              <w:right w:val="single" w:sz="4" w:space="0" w:color="D0DCF0"/>
+            </w:tcBorders>
+            <w:shd w:val="clear" w:color="auto" w:fill="FFFFFF"/>
+            <w:tcMar>
+              <w:top w:w="60" w:type="dxa"/>
+              <w:left w:w="100" w:type="dxa"/>
+              <w:bottom w:w="60" w:type="dxa"/>
+              <w:right w:w="100" w:type="dxa"/>
+            </w:tcMar>
+            <w:vAlign w:val="center"/>
+            <w:hideMark/>
+          </w:tcPr>
+          <w:p>
+            <w:pPr>
+              <w:jc w:val="center"/>
+              <w:rPr>
+                <w:rFonts w:ascii="Calibri" w:eastAsia="Calibri" w:hAnsi="Calibri" w:cs="Calibri"/>
+              </w:rPr>
+            </w:pPr>
             <w:proofErr w:type="spellStart"/>
+            <w:r>
+              <w:rPr>
+                <w:rFonts w:ascii="Calibri" w:eastAsia="Calibri" w:hAnsi="Calibri" w:cs="Calibri"/>
+                <w:b/>
+                <w:bCs/>
+                <w:color w:val="006D77"/>
+                <w:sz w:val="15"/>
+                <w:szCs w:val="15"/>
+              </w:rPr>
+              <w:t>NotebookLM</w:t>
+            </w:r>
+            <w:proofErr w:type="spellEnd"/>
+          </w:p>
+        </w:tc>
+        <w:tc>
+          <w:tcPr>
+            <w:tcW w:w="3634" w:type="dxa"/>
+            <w:tcBorders>
+              <w:top w:val="single" w:sz="4" w:space="0" w:color="D0DCF0"/>
+              <w:left w:val="single" w:sz="4" w:space="0" w:color="D0DCF0"/>
+              <w:bottom w:val="single" w:sz="4" w:space="0" w:color="D0DCF0"/>
+              <w:right w:val="single" w:sz="4" w:space="0" w:color="D0DCF0"/>
+            </w:tcBorders>
+            <w:shd w:val="clear" w:color="auto" w:fill="FFFFFF"/>
+            <w:tcMar>
+              <w:top w:w="60" w:type="dxa"/>
+              <w:left w:w="100" w:type="dxa"/>
+              <w:bottom w:w="60" w:type="dxa"/>
+              <w:right w:w="100" w:type="dxa"/>
+            </w:tcMar>
+            <w:vAlign w:val="center"/>
+            <w:hideMark/>
+          </w:tcPr>
+          <w:p>
+            <w:pPr>
+              <w:rPr>
+                <w:rFonts w:ascii="Calibri" w:eastAsia="Calibri" w:hAnsi="Calibri" w:cs="Calibri"/>
+              </w:rPr>
+            </w:pPr>
+            <w:r>
+              <w:rPr>
+                <w:rFonts w:ascii="Calibri" w:eastAsia="Calibri" w:hAnsi="Calibri" w:cs="Calibri"/>
+                <w:color w:val="1E293B"/>
+                <w:sz w:val="15"/>
+                <w:szCs w:val="15"/>
+              </w:rPr>
+              <w:t xml:space="preserve">Subir los </w:t>
+            </w:r>
+            <w:proofErr w:type="spellStart"/>
+            <w:r>
+              <w:rPr>
+                <w:rFonts w:ascii="Calibri" w:eastAsia="Calibri" w:hAnsi="Calibri" w:cs="Calibri"/>
+                <w:color w:val="1E293B"/>
+                <w:sz w:val="15"/>
+                <w:szCs w:val="15"/>
+              </w:rPr>
+              <w:t>PDFs</w:t>
+            </w:r>
+            <w:proofErr w:type="spellEnd"/>
+            <w:r>
+              <w:rPr>
+                <w:rFonts w:ascii="Calibri" w:eastAsia="Calibri" w:hAnsi="Calibri" w:cs="Calibri"/>
+                <w:color w:val="1E293B"/>
+                <w:sz w:val="15"/>
+                <w:szCs w:val="15"/>
+              </w:rPr>
+              <w:t xml:space="preserve"> a </w:t>
+            </w:r>
+            <w:proofErr w:type="spellStart"/>
+            <w:r>
+              <w:rPr>
+                <w:rFonts w:ascii="Calibri" w:eastAsia="Calibri" w:hAnsi="Calibri" w:cs="Calibri"/>
+                <w:color w:val="1E293B"/>
+                <w:sz w:val="15"/>
+                <w:szCs w:val="15"/>
+              </w:rPr>
+              <w:t>NotebookLM</w:t>
+            </w:r>
+            <w:proofErr w:type="spellEnd"/>
+            <w:r>
+              <w:rPr>
+                <w:rFonts w:ascii="Calibri" w:eastAsia="Calibri" w:hAnsi="Calibri" w:cs="Calibri"/>
+                <w:color w:val="1E293B"/>
+                <w:sz w:val="15"/>
+                <w:szCs w:val="15"/>
+              </w:rPr>
+              <w:t>. Para cada valor numérico extraído, preguntar: '¿En qué página y párrafo aparece este valor?' Si no lo encuentra, el dato debe revisarse manualmente.</w:t>
+            </w:r>
+          </w:p>
+        </w:tc>
+        <w:tc>
+          <w:tcPr>
+            <w:tcW w:w="1417" w:type="dxa"/>
+            <w:tcBorders>
+              <w:top w:val="single" w:sz="4" w:space="0" w:color="D0DCF0"/>
+              <w:left w:val="single" w:sz="4" w:space="0" w:color="D0DCF0"/>
+              <w:bottom w:val="single" w:sz="4" w:space="0" w:color="D0DCF0"/>
+              <w:right w:val="single" w:sz="4" w:space="0" w:color="D0DCF0"/>
+            </w:tcBorders>
+            <w:shd w:val="clear" w:color="auto" w:fill="FFFFFF"/>
+            <w:tcMar>
+              <w:top w:w="60" w:type="dxa"/>
+              <w:left w:w="100" w:type="dxa"/>
+              <w:bottom w:w="60" w:type="dxa"/>
+              <w:right w:w="100" w:type="dxa"/>
+            </w:tcMar>
+            <w:vAlign w:val="center"/>
+            <w:hideMark/>
+          </w:tcPr>
+          <w:p>
+            <w:pPr>
+              <w:rPr>
+                <w:rFonts w:ascii="Calibri" w:eastAsia="Calibri" w:hAnsi="Calibri" w:cs="Calibri"/>
+              </w:rPr>
+            </w:pPr>
+            <w:r>
+              <w:rPr>
+                <w:rFonts w:ascii="Calibri" w:eastAsia="Calibri" w:hAnsi="Calibri" w:cs="Calibri"/>
+                <w:b/>
+                <w:bCs/>
+                <w:color w:val="006D77"/>
+                <w:sz w:val="15"/>
+                <w:szCs w:val="15"/>
+              </w:rPr>
+              <w:t>Tabla de extracción verificada y trazable</w:t>
+            </w:r>
+          </w:p>
+        </w:tc>
+        <w:tc>
+          <w:tcPr>
+            <w:tcW w:w="2552" w:type="dxa"/>
+            <w:tcBorders>
+              <w:top w:val="single" w:sz="4" w:space="0" w:color="D0DCF0"/>
+              <w:left w:val="single" w:sz="4" w:space="0" w:color="D0DCF0"/>
+              <w:bottom w:val="single" w:sz="4" w:space="0" w:color="D0DCF0"/>
+              <w:right w:val="single" w:sz="4" w:space="0" w:color="D0DCF0"/>
+            </w:tcBorders>
+            <w:shd w:val="clear" w:color="auto" w:fill="FFFFFF"/>
+            <w:tcMar>
+              <w:top w:w="60" w:type="dxa"/>
+              <w:left w:w="100" w:type="dxa"/>
+              <w:bottom w:w="60" w:type="dxa"/>
+              <w:right w:w="100" w:type="dxa"/>
+            </w:tcMar>
+            <w:vAlign w:val="center"/>
+            <w:hideMark/>
+          </w:tcPr>
+          <w:p>
+            <w:pPr>
+              <w:rPr>
+                <w:rFonts w:ascii="Calibri" w:eastAsia="Calibri" w:hAnsi="Calibri" w:cs="Calibri"/>
+              </w:rPr>
+            </w:pPr>
             <w:r>
               <w:rPr>
                 <w:rFonts w:ascii="Calibri" w:eastAsia="Calibri" w:hAnsi="Calibri" w:cs="Calibri"/>
@@ -33203,9 +32392,242 @@
                 <w:sz w:val="14"/>
                 <w:szCs w:val="14"/>
               </w:rPr>
+              <w:t>Este paso es obligatorio si usas IA para extracción. Sin verificación, un dato inventado puede entrar en tu tabla sin saberlo.</w:t>
+            </w:r>
+          </w:p>
+        </w:tc>
+      </w:tr>
+      <w:tr>
+        <w:tc>
+          <w:tcPr>
+            <w:tcW w:w="986" w:type="dxa"/>
+            <w:tcBorders>
+              <w:top w:val="single" w:sz="4" w:space="0" w:color="C55A11"/>
+              <w:left w:val="single" w:sz="4" w:space="0" w:color="C55A11"/>
+              <w:bottom w:val="single" w:sz="4" w:space="0" w:color="C55A11"/>
+              <w:right w:val="single" w:sz="4" w:space="0" w:color="C55A11"/>
+            </w:tcBorders>
+            <w:shd w:val="clear" w:color="auto" w:fill="C55A11"/>
+            <w:tcMar>
+              <w:top w:w="80" w:type="dxa"/>
+              <w:left w:w="60" w:type="dxa"/>
+              <w:bottom w:w="80" w:type="dxa"/>
+              <w:right w:w="60" w:type="dxa"/>
+            </w:tcMar>
+            <w:vAlign w:val="center"/>
+            <w:hideMark/>
+          </w:tcPr>
+          <w:p>
+            <w:pPr>
+              <w:jc w:val="center"/>
+              <w:rPr>
+                <w:rFonts w:ascii="Calibri" w:eastAsia="Calibri" w:hAnsi="Calibri" w:cs="Calibri"/>
+              </w:rPr>
+            </w:pPr>
+            <w:r>
+              <w:rPr>
+                <w:rFonts w:ascii="Calibri" w:eastAsia="Calibri" w:hAnsi="Calibri" w:cs="Calibri"/>
+                <w:b/>
+                <w:bCs/>
+                <w:color w:val="FFFFFF"/>
+                <w:sz w:val="15"/>
+                <w:szCs w:val="15"/>
+              </w:rPr>
+              <w:t>Paso 5a Evaluación calidad</w:t>
+            </w:r>
+          </w:p>
+        </w:tc>
+        <w:tc>
+          <w:tcPr>
+            <w:tcW w:w="1045" w:type="dxa"/>
+            <w:tcBorders>
+              <w:top w:val="single" w:sz="4" w:space="0" w:color="D0DCF0"/>
+              <w:left w:val="single" w:sz="4" w:space="0" w:color="D0DCF0"/>
+              <w:bottom w:val="single" w:sz="4" w:space="0" w:color="D0DCF0"/>
+              <w:right w:val="single" w:sz="4" w:space="0" w:color="D0DCF0"/>
+            </w:tcBorders>
+            <w:shd w:val="clear" w:color="auto" w:fill="EEF4FB"/>
+            <w:tcMar>
+              <w:top w:w="60" w:type="dxa"/>
+              <w:left w:w="100" w:type="dxa"/>
+              <w:bottom w:w="60" w:type="dxa"/>
+              <w:right w:w="100" w:type="dxa"/>
+            </w:tcMar>
+            <w:vAlign w:val="center"/>
+            <w:hideMark/>
+          </w:tcPr>
+          <w:p>
+            <w:pPr>
+              <w:jc w:val="center"/>
+              <w:rPr>
+                <w:rFonts w:ascii="Calibri" w:eastAsia="Calibri" w:hAnsi="Calibri" w:cs="Calibri"/>
+              </w:rPr>
+            </w:pPr>
+            <w:r>
+              <w:rPr>
+                <w:rFonts w:ascii="Calibri" w:eastAsia="Calibri" w:hAnsi="Calibri" w:cs="Calibri"/>
+                <w:b/>
+                <w:bCs/>
+                <w:color w:val="C55A11"/>
+                <w:sz w:val="15"/>
+                <w:szCs w:val="15"/>
+              </w:rPr>
+              <w:t>Claude</w:t>
+            </w:r>
+          </w:p>
+        </w:tc>
+        <w:tc>
+          <w:tcPr>
+            <w:tcW w:w="3634" w:type="dxa"/>
+            <w:tcBorders>
+              <w:top w:val="single" w:sz="4" w:space="0" w:color="D0DCF0"/>
+              <w:left w:val="single" w:sz="4" w:space="0" w:color="D0DCF0"/>
+              <w:bottom w:val="single" w:sz="4" w:space="0" w:color="D0DCF0"/>
+              <w:right w:val="single" w:sz="4" w:space="0" w:color="D0DCF0"/>
+            </w:tcBorders>
+            <w:shd w:val="clear" w:color="auto" w:fill="EEF4FB"/>
+            <w:tcMar>
+              <w:top w:w="60" w:type="dxa"/>
+              <w:left w:w="100" w:type="dxa"/>
+              <w:bottom w:w="60" w:type="dxa"/>
+              <w:right w:w="100" w:type="dxa"/>
+            </w:tcMar>
+            <w:vAlign w:val="center"/>
+            <w:hideMark/>
+          </w:tcPr>
+          <w:p>
+            <w:pPr>
+              <w:rPr>
+                <w:rFonts w:ascii="Calibri" w:eastAsia="Calibri" w:hAnsi="Calibri" w:cs="Calibri"/>
+              </w:rPr>
+            </w:pPr>
+            <w:r>
+              <w:rPr>
+                <w:rFonts w:ascii="Calibri" w:eastAsia="Calibri" w:hAnsi="Calibri" w:cs="Calibri"/>
+                <w:color w:val="1E293B"/>
+                <w:sz w:val="15"/>
+                <w:szCs w:val="15"/>
+              </w:rPr>
+              <w:t xml:space="preserve">Para cada </w:t>
+            </w:r>
+            <w:proofErr w:type="spellStart"/>
+            <w:r>
+              <w:rPr>
+                <w:rFonts w:ascii="Calibri" w:eastAsia="Calibri" w:hAnsi="Calibri" w:cs="Calibri"/>
+                <w:color w:val="1E293B"/>
+                <w:sz w:val="15"/>
+                <w:szCs w:val="15"/>
+              </w:rPr>
+              <w:t>paper</w:t>
+            </w:r>
+            <w:proofErr w:type="spellEnd"/>
+            <w:r>
+              <w:rPr>
+                <w:rFonts w:ascii="Calibri" w:eastAsia="Calibri" w:hAnsi="Calibri" w:cs="Calibri"/>
+                <w:color w:val="1E293B"/>
+                <w:sz w:val="15"/>
+                <w:szCs w:val="15"/>
+              </w:rPr>
+              <w:t xml:space="preserve">, adjuntar el PDF y usar el </w:t>
+            </w:r>
+            <w:proofErr w:type="spellStart"/>
+            <w:r>
+              <w:rPr>
+                <w:rFonts w:ascii="Calibri" w:eastAsia="Calibri" w:hAnsi="Calibri" w:cs="Calibri"/>
+                <w:color w:val="1E293B"/>
+                <w:sz w:val="15"/>
+                <w:szCs w:val="15"/>
+              </w:rPr>
               <w:t>prompt</w:t>
             </w:r>
             <w:proofErr w:type="spellEnd"/>
+            <w:r>
+              <w:rPr>
+                <w:rFonts w:ascii="Calibri" w:eastAsia="Calibri" w:hAnsi="Calibri" w:cs="Calibri"/>
+                <w:color w:val="1E293B"/>
+                <w:sz w:val="15"/>
+                <w:szCs w:val="15"/>
+              </w:rPr>
+              <w:t xml:space="preserve"> de los 8 ítems. Claude genera Sí/No/Parcial con justificación en una frase por ítem. Revisar cada evaluación.</w:t>
+            </w:r>
+          </w:p>
+        </w:tc>
+        <w:tc>
+          <w:tcPr>
+            <w:tcW w:w="1417" w:type="dxa"/>
+            <w:tcBorders>
+              <w:top w:val="single" w:sz="4" w:space="0" w:color="D0DCF0"/>
+              <w:left w:val="single" w:sz="4" w:space="0" w:color="D0DCF0"/>
+              <w:bottom w:val="single" w:sz="4" w:space="0" w:color="D0DCF0"/>
+              <w:right w:val="single" w:sz="4" w:space="0" w:color="D0DCF0"/>
+            </w:tcBorders>
+            <w:shd w:val="clear" w:color="auto" w:fill="EEF4FB"/>
+            <w:tcMar>
+              <w:top w:w="60" w:type="dxa"/>
+              <w:left w:w="100" w:type="dxa"/>
+              <w:bottom w:w="60" w:type="dxa"/>
+              <w:right w:w="100" w:type="dxa"/>
+            </w:tcMar>
+            <w:vAlign w:val="center"/>
+            <w:hideMark/>
+          </w:tcPr>
+          <w:p>
+            <w:pPr>
+              <w:rPr>
+                <w:rFonts w:ascii="Calibri" w:eastAsia="Calibri" w:hAnsi="Calibri" w:cs="Calibri"/>
+              </w:rPr>
+            </w:pPr>
+            <w:r>
+              <w:rPr>
+                <w:rFonts w:ascii="Calibri" w:eastAsia="Calibri" w:hAnsi="Calibri" w:cs="Calibri"/>
+                <w:b/>
+                <w:bCs/>
+                <w:color w:val="C55A11"/>
+                <w:sz w:val="15"/>
+                <w:szCs w:val="15"/>
+              </w:rPr>
+              <w:t xml:space="preserve">Matriz de calidad 8 ítems × N </w:t>
+            </w:r>
+            <w:proofErr w:type="spellStart"/>
+            <w:r>
+              <w:rPr>
+                <w:rFonts w:ascii="Calibri" w:eastAsia="Calibri" w:hAnsi="Calibri" w:cs="Calibri"/>
+                <w:b/>
+                <w:bCs/>
+                <w:color w:val="C55A11"/>
+                <w:sz w:val="15"/>
+                <w:szCs w:val="15"/>
+              </w:rPr>
+              <w:t>papers</w:t>
+            </w:r>
+            <w:proofErr w:type="spellEnd"/>
+          </w:p>
+        </w:tc>
+        <w:tc>
+          <w:tcPr>
+            <w:tcW w:w="2552" w:type="dxa"/>
+            <w:tcBorders>
+              <w:top w:val="single" w:sz="4" w:space="0" w:color="D0DCF0"/>
+              <w:left w:val="single" w:sz="4" w:space="0" w:color="D0DCF0"/>
+              <w:bottom w:val="single" w:sz="4" w:space="0" w:color="D0DCF0"/>
+              <w:right w:val="single" w:sz="4" w:space="0" w:color="D0DCF0"/>
+            </w:tcBorders>
+            <w:shd w:val="clear" w:color="auto" w:fill="EEF4FB"/>
+            <w:tcMar>
+              <w:top w:w="60" w:type="dxa"/>
+              <w:left w:w="100" w:type="dxa"/>
+              <w:bottom w:w="60" w:type="dxa"/>
+              <w:right w:w="100" w:type="dxa"/>
+            </w:tcMar>
+            <w:vAlign w:val="center"/>
+            <w:hideMark/>
+          </w:tcPr>
+          <w:p>
+            <w:pPr>
+              <w:rPr>
+                <w:rFonts w:ascii="Calibri" w:eastAsia="Calibri" w:hAnsi="Calibri" w:cs="Calibri"/>
+              </w:rPr>
+            </w:pPr>
             <w:r>
               <w:rPr>
                 <w:rFonts w:ascii="Calibri" w:eastAsia="Calibri" w:hAnsi="Calibri" w:cs="Calibri"/>
@@ -33215,7 +32637,7 @@
                 <w:sz w:val="14"/>
                 <w:szCs w:val="14"/>
               </w:rPr>
-              <w:t xml:space="preserve"> cuidadoso. Usa el </w:t>
+              <w:t xml:space="preserve">Siempre revisa la evaluación. La IA puede marcar 'Sí' en ítems donde el </w:t>
             </w:r>
             <w:proofErr w:type="spellStart"/>
             <w:r>
@@ -33227,516 +32649,9 @@
                 <w:sz w:val="14"/>
                 <w:szCs w:val="14"/>
               </w:rPr>
-              <w:t>prompt</w:t>
+              <w:t>paper</w:t>
             </w:r>
             <w:proofErr w:type="spellEnd"/>
-            <w:r>
-              <w:rPr>
-                <w:rFonts w:ascii="Calibri" w:eastAsia="Calibri" w:hAnsi="Calibri" w:cs="Calibri"/>
-                <w:i/>
-                <w:iCs/>
-                <w:color w:val="64748B"/>
-                <w:sz w:val="14"/>
-                <w:szCs w:val="14"/>
-              </w:rPr>
-              <w:t xml:space="preserve"> del Paso 4 de la guía.</w:t>
-            </w:r>
-          </w:p>
-        </w:tc>
-      </w:tr>
-      <w:tr>
-        <w:tc>
-          <w:tcPr>
-            <w:tcW w:w="986" w:type="dxa"/>
-            <w:tcBorders>
-              <w:top w:val="single" w:sz="4" w:space="0" w:color="006D77"/>
-              <w:left w:val="single" w:sz="4" w:space="0" w:color="006D77"/>
-              <w:bottom w:val="single" w:sz="4" w:space="0" w:color="006D77"/>
-              <w:right w:val="single" w:sz="4" w:space="0" w:color="006D77"/>
-            </w:tcBorders>
-            <w:shd w:val="clear" w:color="auto" w:fill="006D77"/>
-            <w:tcMar>
-              <w:top w:w="80" w:type="dxa"/>
-              <w:left w:w="60" w:type="dxa"/>
-              <w:bottom w:w="80" w:type="dxa"/>
-              <w:right w:w="60" w:type="dxa"/>
-            </w:tcMar>
-            <w:vAlign w:val="center"/>
-            <w:hideMark/>
-          </w:tcPr>
-          <w:p>
-            <w:pPr>
-              <w:jc w:val="center"/>
-              <w:rPr>
-                <w:rFonts w:ascii="Calibri" w:eastAsia="Calibri" w:hAnsi="Calibri" w:cs="Calibri"/>
-              </w:rPr>
-            </w:pPr>
-            <w:r>
-              <w:rPr>
-                <w:rFonts w:ascii="Calibri" w:eastAsia="Calibri" w:hAnsi="Calibri" w:cs="Calibri"/>
-                <w:b/>
-                <w:bCs/>
-                <w:color w:val="FFFFFF"/>
-                <w:sz w:val="15"/>
-                <w:szCs w:val="15"/>
-              </w:rPr>
-              <w:t>Paso 4b Verificación</w:t>
-            </w:r>
-          </w:p>
-        </w:tc>
-        <w:tc>
-          <w:tcPr>
-            <w:tcW w:w="1045" w:type="dxa"/>
-            <w:tcBorders>
-              <w:top w:val="single" w:sz="4" w:space="0" w:color="D0DCF0"/>
-              <w:left w:val="single" w:sz="4" w:space="0" w:color="D0DCF0"/>
-              <w:bottom w:val="single" w:sz="4" w:space="0" w:color="D0DCF0"/>
-              <w:right w:val="single" w:sz="4" w:space="0" w:color="D0DCF0"/>
-            </w:tcBorders>
-            <w:shd w:val="clear" w:color="auto" w:fill="FFFFFF"/>
-            <w:tcMar>
-              <w:top w:w="60" w:type="dxa"/>
-              <w:left w:w="100" w:type="dxa"/>
-              <w:bottom w:w="60" w:type="dxa"/>
-              <w:right w:w="100" w:type="dxa"/>
-            </w:tcMar>
-            <w:vAlign w:val="center"/>
-            <w:hideMark/>
-          </w:tcPr>
-          <w:p>
-            <w:pPr>
-              <w:jc w:val="center"/>
-              <w:rPr>
-                <w:rFonts w:ascii="Calibri" w:eastAsia="Calibri" w:hAnsi="Calibri" w:cs="Calibri"/>
-              </w:rPr>
-            </w:pPr>
-            <w:proofErr w:type="spellStart"/>
-            <w:r>
-              <w:rPr>
-                <w:rFonts w:ascii="Calibri" w:eastAsia="Calibri" w:hAnsi="Calibri" w:cs="Calibri"/>
-                <w:b/>
-                <w:bCs/>
-                <w:color w:val="006D77"/>
-                <w:sz w:val="15"/>
-                <w:szCs w:val="15"/>
-              </w:rPr>
-              <w:t>NotebookLM</w:t>
-            </w:r>
-            <w:proofErr w:type="spellEnd"/>
-          </w:p>
-        </w:tc>
-        <w:tc>
-          <w:tcPr>
-            <w:tcW w:w="3634" w:type="dxa"/>
-            <w:tcBorders>
-              <w:top w:val="single" w:sz="4" w:space="0" w:color="D0DCF0"/>
-              <w:left w:val="single" w:sz="4" w:space="0" w:color="D0DCF0"/>
-              <w:bottom w:val="single" w:sz="4" w:space="0" w:color="D0DCF0"/>
-              <w:right w:val="single" w:sz="4" w:space="0" w:color="D0DCF0"/>
-            </w:tcBorders>
-            <w:shd w:val="clear" w:color="auto" w:fill="FFFFFF"/>
-            <w:tcMar>
-              <w:top w:w="60" w:type="dxa"/>
-              <w:left w:w="100" w:type="dxa"/>
-              <w:bottom w:w="60" w:type="dxa"/>
-              <w:right w:w="100" w:type="dxa"/>
-            </w:tcMar>
-            <w:vAlign w:val="center"/>
-            <w:hideMark/>
-          </w:tcPr>
-          <w:p>
-            <w:pPr>
-              <w:rPr>
-                <w:rFonts w:ascii="Calibri" w:eastAsia="Calibri" w:hAnsi="Calibri" w:cs="Calibri"/>
-              </w:rPr>
-            </w:pPr>
-            <w:r>
-              <w:rPr>
-                <w:rFonts w:ascii="Calibri" w:eastAsia="Calibri" w:hAnsi="Calibri" w:cs="Calibri"/>
-                <w:color w:val="1E293B"/>
-                <w:sz w:val="15"/>
-                <w:szCs w:val="15"/>
-              </w:rPr>
-              <w:t xml:space="preserve">Subir los </w:t>
-            </w:r>
-            <w:proofErr w:type="spellStart"/>
-            <w:r>
-              <w:rPr>
-                <w:rFonts w:ascii="Calibri" w:eastAsia="Calibri" w:hAnsi="Calibri" w:cs="Calibri"/>
-                <w:color w:val="1E293B"/>
-                <w:sz w:val="15"/>
-                <w:szCs w:val="15"/>
-              </w:rPr>
-              <w:t>PDFs</w:t>
-            </w:r>
-            <w:proofErr w:type="spellEnd"/>
-            <w:r>
-              <w:rPr>
-                <w:rFonts w:ascii="Calibri" w:eastAsia="Calibri" w:hAnsi="Calibri" w:cs="Calibri"/>
-                <w:color w:val="1E293B"/>
-                <w:sz w:val="15"/>
-                <w:szCs w:val="15"/>
-              </w:rPr>
-              <w:t xml:space="preserve"> a </w:t>
-            </w:r>
-            <w:proofErr w:type="spellStart"/>
-            <w:r>
-              <w:rPr>
-                <w:rFonts w:ascii="Calibri" w:eastAsia="Calibri" w:hAnsi="Calibri" w:cs="Calibri"/>
-                <w:color w:val="1E293B"/>
-                <w:sz w:val="15"/>
-                <w:szCs w:val="15"/>
-              </w:rPr>
-              <w:t>NotebookLM</w:t>
-            </w:r>
-            <w:proofErr w:type="spellEnd"/>
-            <w:r>
-              <w:rPr>
-                <w:rFonts w:ascii="Calibri" w:eastAsia="Calibri" w:hAnsi="Calibri" w:cs="Calibri"/>
-                <w:color w:val="1E293B"/>
-                <w:sz w:val="15"/>
-                <w:szCs w:val="15"/>
-              </w:rPr>
-              <w:t>. Para cada valor numérico extraído, preguntar: '¿En qué página y párrafo aparece este valor?' Si no lo encuentra, el dato debe revisarse manualmente.</w:t>
-            </w:r>
-          </w:p>
-        </w:tc>
-        <w:tc>
-          <w:tcPr>
-            <w:tcW w:w="1417" w:type="dxa"/>
-            <w:tcBorders>
-              <w:top w:val="single" w:sz="4" w:space="0" w:color="D0DCF0"/>
-              <w:left w:val="single" w:sz="4" w:space="0" w:color="D0DCF0"/>
-              <w:bottom w:val="single" w:sz="4" w:space="0" w:color="D0DCF0"/>
-              <w:right w:val="single" w:sz="4" w:space="0" w:color="D0DCF0"/>
-            </w:tcBorders>
-            <w:shd w:val="clear" w:color="auto" w:fill="FFFFFF"/>
-            <w:tcMar>
-              <w:top w:w="60" w:type="dxa"/>
-              <w:left w:w="100" w:type="dxa"/>
-              <w:bottom w:w="60" w:type="dxa"/>
-              <w:right w:w="100" w:type="dxa"/>
-            </w:tcMar>
-            <w:vAlign w:val="center"/>
-            <w:hideMark/>
-          </w:tcPr>
-          <w:p>
-            <w:pPr>
-              <w:rPr>
-                <w:rFonts w:ascii="Calibri" w:eastAsia="Calibri" w:hAnsi="Calibri" w:cs="Calibri"/>
-              </w:rPr>
-            </w:pPr>
-            <w:r>
-              <w:rPr>
-                <w:rFonts w:ascii="Calibri" w:eastAsia="Calibri" w:hAnsi="Calibri" w:cs="Calibri"/>
-                <w:b/>
-                <w:bCs/>
-                <w:color w:val="006D77"/>
-                <w:sz w:val="15"/>
-                <w:szCs w:val="15"/>
-              </w:rPr>
-              <w:t>Tabla de extracción verificada y trazable</w:t>
-            </w:r>
-          </w:p>
-        </w:tc>
-        <w:tc>
-          <w:tcPr>
-            <w:tcW w:w="2552" w:type="dxa"/>
-            <w:tcBorders>
-              <w:top w:val="single" w:sz="4" w:space="0" w:color="D0DCF0"/>
-              <w:left w:val="single" w:sz="4" w:space="0" w:color="D0DCF0"/>
-              <w:bottom w:val="single" w:sz="4" w:space="0" w:color="D0DCF0"/>
-              <w:right w:val="single" w:sz="4" w:space="0" w:color="D0DCF0"/>
-            </w:tcBorders>
-            <w:shd w:val="clear" w:color="auto" w:fill="FFFFFF"/>
-            <w:tcMar>
-              <w:top w:w="60" w:type="dxa"/>
-              <w:left w:w="100" w:type="dxa"/>
-              <w:bottom w:w="60" w:type="dxa"/>
-              <w:right w:w="100" w:type="dxa"/>
-            </w:tcMar>
-            <w:vAlign w:val="center"/>
-            <w:hideMark/>
-          </w:tcPr>
-          <w:p>
-            <w:pPr>
-              <w:rPr>
-                <w:rFonts w:ascii="Calibri" w:eastAsia="Calibri" w:hAnsi="Calibri" w:cs="Calibri"/>
-              </w:rPr>
-            </w:pPr>
-            <w:r>
-              <w:rPr>
-                <w:rFonts w:ascii="Calibri" w:eastAsia="Calibri" w:hAnsi="Calibri" w:cs="Calibri"/>
-                <w:i/>
-                <w:iCs/>
-                <w:color w:val="64748B"/>
-                <w:sz w:val="14"/>
-                <w:szCs w:val="14"/>
-              </w:rPr>
-              <w:t>Este paso es obligatorio si usas IA para extracción. Sin verificación, un dato inventado puede entrar en tu tabla sin saberlo.</w:t>
-            </w:r>
-          </w:p>
-        </w:tc>
-      </w:tr>
-      <w:tr>
-        <w:tc>
-          <w:tcPr>
-            <w:tcW w:w="986" w:type="dxa"/>
-            <w:tcBorders>
-              <w:top w:val="single" w:sz="4" w:space="0" w:color="C55A11"/>
-              <w:left w:val="single" w:sz="4" w:space="0" w:color="C55A11"/>
-              <w:bottom w:val="single" w:sz="4" w:space="0" w:color="C55A11"/>
-              <w:right w:val="single" w:sz="4" w:space="0" w:color="C55A11"/>
-            </w:tcBorders>
-            <w:shd w:val="clear" w:color="auto" w:fill="C55A11"/>
-            <w:tcMar>
-              <w:top w:w="80" w:type="dxa"/>
-              <w:left w:w="60" w:type="dxa"/>
-              <w:bottom w:w="80" w:type="dxa"/>
-              <w:right w:w="60" w:type="dxa"/>
-            </w:tcMar>
-            <w:vAlign w:val="center"/>
-            <w:hideMark/>
-          </w:tcPr>
-          <w:p>
-            <w:pPr>
-              <w:jc w:val="center"/>
-              <w:rPr>
-                <w:rFonts w:ascii="Calibri" w:eastAsia="Calibri" w:hAnsi="Calibri" w:cs="Calibri"/>
-              </w:rPr>
-            </w:pPr>
-            <w:r>
-              <w:rPr>
-                <w:rFonts w:ascii="Calibri" w:eastAsia="Calibri" w:hAnsi="Calibri" w:cs="Calibri"/>
-                <w:b/>
-                <w:bCs/>
-                <w:color w:val="FFFFFF"/>
-                <w:sz w:val="15"/>
-                <w:szCs w:val="15"/>
-              </w:rPr>
-              <w:t>Paso 5a Evaluación calidad</w:t>
-            </w:r>
-          </w:p>
-        </w:tc>
-        <w:tc>
-          <w:tcPr>
-            <w:tcW w:w="1045" w:type="dxa"/>
-            <w:tcBorders>
-              <w:top w:val="single" w:sz="4" w:space="0" w:color="D0DCF0"/>
-              <w:left w:val="single" w:sz="4" w:space="0" w:color="D0DCF0"/>
-              <w:bottom w:val="single" w:sz="4" w:space="0" w:color="D0DCF0"/>
-              <w:right w:val="single" w:sz="4" w:space="0" w:color="D0DCF0"/>
-            </w:tcBorders>
-            <w:shd w:val="clear" w:color="auto" w:fill="EEF4FB"/>
-            <w:tcMar>
-              <w:top w:w="60" w:type="dxa"/>
-              <w:left w:w="100" w:type="dxa"/>
-              <w:bottom w:w="60" w:type="dxa"/>
-              <w:right w:w="100" w:type="dxa"/>
-            </w:tcMar>
-            <w:vAlign w:val="center"/>
-            <w:hideMark/>
-          </w:tcPr>
-          <w:p>
-            <w:pPr>
-              <w:jc w:val="center"/>
-              <w:rPr>
-                <w:rFonts w:ascii="Calibri" w:eastAsia="Calibri" w:hAnsi="Calibri" w:cs="Calibri"/>
-              </w:rPr>
-            </w:pPr>
-            <w:r>
-              <w:rPr>
-                <w:rFonts w:ascii="Calibri" w:eastAsia="Calibri" w:hAnsi="Calibri" w:cs="Calibri"/>
-                <w:b/>
-                <w:bCs/>
-                <w:color w:val="C55A11"/>
-                <w:sz w:val="15"/>
-                <w:szCs w:val="15"/>
-              </w:rPr>
-              <w:t>Claude</w:t>
-            </w:r>
-          </w:p>
-        </w:tc>
-        <w:tc>
-          <w:tcPr>
-            <w:tcW w:w="3634" w:type="dxa"/>
-            <w:tcBorders>
-              <w:top w:val="single" w:sz="4" w:space="0" w:color="D0DCF0"/>
-              <w:left w:val="single" w:sz="4" w:space="0" w:color="D0DCF0"/>
-              <w:bottom w:val="single" w:sz="4" w:space="0" w:color="D0DCF0"/>
-              <w:right w:val="single" w:sz="4" w:space="0" w:color="D0DCF0"/>
-            </w:tcBorders>
-            <w:shd w:val="clear" w:color="auto" w:fill="EEF4FB"/>
-            <w:tcMar>
-              <w:top w:w="60" w:type="dxa"/>
-              <w:left w:w="100" w:type="dxa"/>
-              <w:bottom w:w="60" w:type="dxa"/>
-              <w:right w:w="100" w:type="dxa"/>
-            </w:tcMar>
-            <w:vAlign w:val="center"/>
-            <w:hideMark/>
-          </w:tcPr>
-          <w:p>
-            <w:pPr>
-              <w:rPr>
-                <w:rFonts w:ascii="Calibri" w:eastAsia="Calibri" w:hAnsi="Calibri" w:cs="Calibri"/>
-              </w:rPr>
-            </w:pPr>
-            <w:r>
-              <w:rPr>
-                <w:rFonts w:ascii="Calibri" w:eastAsia="Calibri" w:hAnsi="Calibri" w:cs="Calibri"/>
-                <w:color w:val="1E293B"/>
-                <w:sz w:val="15"/>
-                <w:szCs w:val="15"/>
-              </w:rPr>
-              <w:t xml:space="preserve">Para cada </w:t>
-            </w:r>
-            <w:proofErr w:type="spellStart"/>
-            <w:proofErr w:type="gramStart"/>
-            <w:r>
-              <w:rPr>
-                <w:rFonts w:ascii="Calibri" w:eastAsia="Calibri" w:hAnsi="Calibri" w:cs="Calibri"/>
-                <w:color w:val="1E293B"/>
-                <w:sz w:val="15"/>
-                <w:szCs w:val="15"/>
-              </w:rPr>
-              <w:t>paper</w:t>
-            </w:r>
-            <w:proofErr w:type="spellEnd"/>
-            <w:proofErr w:type="gramEnd"/>
-            <w:r>
-              <w:rPr>
-                <w:rFonts w:ascii="Calibri" w:eastAsia="Calibri" w:hAnsi="Calibri" w:cs="Calibri"/>
-                <w:color w:val="1E293B"/>
-                <w:sz w:val="15"/>
-                <w:szCs w:val="15"/>
-              </w:rPr>
-              <w:t xml:space="preserve">, adjuntar el PDF y usar el </w:t>
-            </w:r>
-            <w:proofErr w:type="spellStart"/>
-            <w:r>
-              <w:rPr>
-                <w:rFonts w:ascii="Calibri" w:eastAsia="Calibri" w:hAnsi="Calibri" w:cs="Calibri"/>
-                <w:color w:val="1E293B"/>
-                <w:sz w:val="15"/>
-                <w:szCs w:val="15"/>
-              </w:rPr>
-              <w:t>prompt</w:t>
-            </w:r>
-            <w:proofErr w:type="spellEnd"/>
-            <w:r>
-              <w:rPr>
-                <w:rFonts w:ascii="Calibri" w:eastAsia="Calibri" w:hAnsi="Calibri" w:cs="Calibri"/>
-                <w:color w:val="1E293B"/>
-                <w:sz w:val="15"/>
-                <w:szCs w:val="15"/>
-              </w:rPr>
-              <w:t xml:space="preserve"> de los 8 ítems. Claude genera Sí/No/Parcial con justificación en una frase por ítem. Revisar cada evaluación.</w:t>
-            </w:r>
-          </w:p>
-        </w:tc>
-        <w:tc>
-          <w:tcPr>
-            <w:tcW w:w="1417" w:type="dxa"/>
-            <w:tcBorders>
-              <w:top w:val="single" w:sz="4" w:space="0" w:color="D0DCF0"/>
-              <w:left w:val="single" w:sz="4" w:space="0" w:color="D0DCF0"/>
-              <w:bottom w:val="single" w:sz="4" w:space="0" w:color="D0DCF0"/>
-              <w:right w:val="single" w:sz="4" w:space="0" w:color="D0DCF0"/>
-            </w:tcBorders>
-            <w:shd w:val="clear" w:color="auto" w:fill="EEF4FB"/>
-            <w:tcMar>
-              <w:top w:w="60" w:type="dxa"/>
-              <w:left w:w="100" w:type="dxa"/>
-              <w:bottom w:w="60" w:type="dxa"/>
-              <w:right w:w="100" w:type="dxa"/>
-            </w:tcMar>
-            <w:vAlign w:val="center"/>
-            <w:hideMark/>
-          </w:tcPr>
-          <w:p>
-            <w:pPr>
-              <w:rPr>
-                <w:rFonts w:ascii="Calibri" w:eastAsia="Calibri" w:hAnsi="Calibri" w:cs="Calibri"/>
-              </w:rPr>
-            </w:pPr>
-            <w:r>
-              <w:rPr>
-                <w:rFonts w:ascii="Calibri" w:eastAsia="Calibri" w:hAnsi="Calibri" w:cs="Calibri"/>
-                <w:b/>
-                <w:bCs/>
-                <w:color w:val="C55A11"/>
-                <w:sz w:val="15"/>
-                <w:szCs w:val="15"/>
-              </w:rPr>
-              <w:t xml:space="preserve">Matriz de calidad 8 ítems × N </w:t>
-            </w:r>
-            <w:proofErr w:type="spellStart"/>
-            <w:r>
-              <w:rPr>
-                <w:rFonts w:ascii="Calibri" w:eastAsia="Calibri" w:hAnsi="Calibri" w:cs="Calibri"/>
-                <w:b/>
-                <w:bCs/>
-                <w:color w:val="C55A11"/>
-                <w:sz w:val="15"/>
-                <w:szCs w:val="15"/>
-              </w:rPr>
-              <w:t>papers</w:t>
-            </w:r>
-            <w:proofErr w:type="spellEnd"/>
-          </w:p>
-        </w:tc>
-        <w:tc>
-          <w:tcPr>
-            <w:tcW w:w="2552" w:type="dxa"/>
-            <w:tcBorders>
-              <w:top w:val="single" w:sz="4" w:space="0" w:color="D0DCF0"/>
-              <w:left w:val="single" w:sz="4" w:space="0" w:color="D0DCF0"/>
-              <w:bottom w:val="single" w:sz="4" w:space="0" w:color="D0DCF0"/>
-              <w:right w:val="single" w:sz="4" w:space="0" w:color="D0DCF0"/>
-            </w:tcBorders>
-            <w:shd w:val="clear" w:color="auto" w:fill="EEF4FB"/>
-            <w:tcMar>
-              <w:top w:w="60" w:type="dxa"/>
-              <w:left w:w="100" w:type="dxa"/>
-              <w:bottom w:w="60" w:type="dxa"/>
-              <w:right w:w="100" w:type="dxa"/>
-            </w:tcMar>
-            <w:vAlign w:val="center"/>
-            <w:hideMark/>
-          </w:tcPr>
-          <w:p>
-            <w:pPr>
-              <w:rPr>
-                <w:rFonts w:ascii="Calibri" w:eastAsia="Calibri" w:hAnsi="Calibri" w:cs="Calibri"/>
-              </w:rPr>
-            </w:pPr>
-            <w:r>
-              <w:rPr>
-                <w:rFonts w:ascii="Calibri" w:eastAsia="Calibri" w:hAnsi="Calibri" w:cs="Calibri"/>
-                <w:i/>
-                <w:iCs/>
-                <w:color w:val="64748B"/>
-                <w:sz w:val="14"/>
-                <w:szCs w:val="14"/>
-              </w:rPr>
-              <w:t xml:space="preserve">Siempre revisa la evaluación. La IA puede marcar 'Sí' en ítems donde el </w:t>
-            </w:r>
-            <w:proofErr w:type="spellStart"/>
-            <w:proofErr w:type="gramStart"/>
-            <w:r>
-              <w:rPr>
-                <w:rFonts w:ascii="Calibri" w:eastAsia="Calibri" w:hAnsi="Calibri" w:cs="Calibri"/>
-                <w:i/>
-                <w:iCs/>
-                <w:color w:val="64748B"/>
-                <w:sz w:val="14"/>
-                <w:szCs w:val="14"/>
-              </w:rPr>
-              <w:t>paper</w:t>
-            </w:r>
-            <w:proofErr w:type="spellEnd"/>
-            <w:proofErr w:type="gramEnd"/>
             <w:r>
               <w:rPr>
                 <w:rFonts w:ascii="Calibri" w:eastAsia="Calibri" w:hAnsi="Calibri" w:cs="Calibri"/>
@@ -35590,27 +34505,7 @@
                 <w:sz w:val="15"/>
                 <w:szCs w:val="15"/>
               </w:rPr>
-              <w:t xml:space="preserve"> Extrae </w:t>
-            </w:r>
-            <w:proofErr w:type="gramStart"/>
-            <w:r>
-              <w:rPr>
-                <w:rFonts w:ascii="Calibri" w:eastAsia="Calibri" w:hAnsi="Calibri" w:cs="Calibri"/>
-                <w:color w:val="1E293B"/>
-                <w:sz w:val="15"/>
-                <w:szCs w:val="15"/>
-              </w:rPr>
-              <w:t>campos</w:t>
-            </w:r>
-            <w:proofErr w:type="gramEnd"/>
-            <w:r>
-              <w:rPr>
-                <w:rFonts w:ascii="Calibri" w:eastAsia="Calibri" w:hAnsi="Calibri" w:cs="Calibri"/>
-                <w:color w:val="1E293B"/>
-                <w:sz w:val="15"/>
-                <w:szCs w:val="15"/>
-              </w:rPr>
-              <w:t xml:space="preserve"> pero no evalúa calidad ni genera justificaciones</w:t>
+              <w:t xml:space="preserve"> Extrae campos pero no evalúa calidad ni genera justificaciones</w:t>
             </w:r>
           </w:p>
         </w:tc>
@@ -35824,27 +34719,7 @@
                 <w:sz w:val="15"/>
                 <w:szCs w:val="15"/>
               </w:rPr>
-              <w:t xml:space="preserve"> Permite etiquetas de </w:t>
-            </w:r>
-            <w:proofErr w:type="gramStart"/>
-            <w:r>
-              <w:rPr>
-                <w:rFonts w:ascii="Calibri" w:eastAsia="Calibri" w:hAnsi="Calibri" w:cs="Calibri"/>
-                <w:color w:val="1E293B"/>
-                <w:sz w:val="15"/>
-                <w:szCs w:val="15"/>
-              </w:rPr>
-              <w:t>calidad</w:t>
-            </w:r>
-            <w:proofErr w:type="gramEnd"/>
-            <w:r>
-              <w:rPr>
-                <w:rFonts w:ascii="Calibri" w:eastAsia="Calibri" w:hAnsi="Calibri" w:cs="Calibri"/>
-                <w:color w:val="1E293B"/>
-                <w:sz w:val="15"/>
-                <w:szCs w:val="15"/>
-              </w:rPr>
-              <w:t xml:space="preserve"> pero manual</w:t>
+              <w:t xml:space="preserve"> Permite etiquetas de calidad pero manual</w:t>
             </w:r>
           </w:p>
         </w:tc>
@@ -37033,23 +35908,7 @@
           <w:rFonts w:ascii="Calibri" w:eastAsia="Calibri" w:hAnsi="Calibri" w:cs="Calibri"/>
           <w:lang w:val="en-US"/>
         </w:rPr>
-        <w:t xml:space="preserve"> </w:t>
-      </w:r>
-      <w:proofErr w:type="gramStart"/>
-      <w:r>
-        <w:rPr>
-          <w:rFonts w:ascii="Calibri" w:eastAsia="Calibri" w:hAnsi="Calibri" w:cs="Calibri"/>
-          <w:lang w:val="en-US"/>
-        </w:rPr>
-        <w:t>a ChatGPT</w:t>
-      </w:r>
-      <w:proofErr w:type="gramEnd"/>
-      <w:r>
-        <w:rPr>
-          <w:rFonts w:ascii="Calibri" w:eastAsia="Calibri" w:hAnsi="Calibri" w:cs="Calibri"/>
-          <w:lang w:val="en-US"/>
-        </w:rPr>
-        <w:t xml:space="preserve"> Deep Research, Perplexity y Gemini </w:t>
+        <w:t xml:space="preserve"> a ChatGPT Deep Research, Perplexity y Gemini </w:t>
       </w:r>
       <w:proofErr w:type="spellStart"/>
       <w:r>
